--- a/06-学生侧材料/讲义/2026-06-23-银金汞钼钨.docx
+++ b/06-学生侧材料/讲义/2026-06-23-银金汞钼钨.docx
@@ -2,7 +2,7 @@
 <file path=word/document.xml><?xml version="1.0" encoding="utf-8"?>
 <w:document xmlns:w="http://schemas.openxmlformats.org/wordprocessingml/2006/main" xmlns:m="http://schemas.openxmlformats.org/officeDocument/2006/math" xmlns:r="http://schemas.openxmlformats.org/officeDocument/2006/relationships" xmlns:o="urn:schemas-microsoft-com:office:office" xmlns:v="urn:schemas-microsoft-com:vml" xmlns:w10="urn:schemas-microsoft-com:office:word" xmlns:a="http://schemas.openxmlformats.org/drawingml/2006/main" xmlns:pic="http://schemas.openxmlformats.org/drawingml/2006/picture" xmlns:wp="http://schemas.openxmlformats.org/drawingml/2006/wordprocessingDrawing">
   <w:body>
-    <w:bookmarkStart w:id="71" w:name="过渡金属三银金汞钼钨"/>
+    <w:bookmarkStart w:id="77" w:name="过渡金属三银金汞钼钨"/>
     <w:p>
       <w:pPr>
         <w:pStyle w:val="Heading1"/>
@@ -365,6 +365,14 @@
         <w:t xml:space="preserve"> </w:t>
       </w:r>
       <m:oMath>
+        <m:oMathPr>
+          <m:ctrlPr>
+            <w:rPr>
+              <w:sz w:val="28"/>
+              <w:szCs w:val="28"/>
+            </w:rPr>
+          </m:ctrlPr>
+        </m:oMathPr>
         <m:r>
           <m:rPr>
             <m:sty m:val="p"/>
@@ -472,7 +480,7 @@
           <w:p>
             <w:pPr>
               <w:pStyle w:val="Compact"/>
-              <w:jc w:val="left"/>
+              <w:jc w:val="center"/>
             </w:pPr>
             <w:r>
               <w:rPr>
@@ -488,7 +496,7 @@
           <w:p>
             <w:pPr>
               <w:pStyle w:val="Compact"/>
-              <w:jc w:val="left"/>
+              <w:jc w:val="center"/>
             </w:pPr>
             <w:r>
               <w:rPr>
@@ -511,7 +519,7 @@
           <w:p>
             <w:pPr>
               <w:pStyle w:val="Compact"/>
-              <w:jc w:val="left"/>
+              <w:jc w:val="center"/>
             </w:pPr>
             <w:r>
               <w:rPr>
@@ -536,7 +544,7 @@
           <w:p>
             <w:pPr>
               <w:pStyle w:val="Compact"/>
-              <w:jc w:val="left"/>
+              <w:jc w:val="center"/>
             </w:pPr>
             <w:r>
               <w:rPr>
@@ -551,7 +559,7 @@
           <w:p>
             <w:pPr>
               <w:pStyle w:val="Compact"/>
-              <w:jc w:val="left"/>
+              <w:jc w:val="center"/>
             </w:pPr>
             <m:oMath>
               <m:r>
@@ -613,7 +621,7 @@
           <w:p>
             <w:pPr>
               <w:pStyle w:val="Compact"/>
-              <w:jc w:val="left"/>
+              <w:jc w:val="center"/>
             </w:pPr>
             <m:oMath>
               <m:r>
@@ -677,7 +685,7 @@
           <w:p>
             <w:pPr>
               <w:pStyle w:val="Compact"/>
-              <w:jc w:val="left"/>
+              <w:jc w:val="center"/>
             </w:pPr>
             <w:r>
               <w:rPr>
@@ -692,7 +700,7 @@
           <w:p>
             <w:pPr>
               <w:pStyle w:val="Compact"/>
-              <w:jc w:val="left"/>
+              <w:jc w:val="center"/>
             </w:pPr>
             <w:r>
               <w:rPr>
@@ -707,7 +715,7 @@
           <w:p>
             <w:pPr>
               <w:pStyle w:val="Compact"/>
-              <w:jc w:val="left"/>
+              <w:jc w:val="center"/>
             </w:pPr>
             <w:r>
               <w:rPr>
@@ -772,7 +780,7 @@
           <w:p>
             <w:pPr>
               <w:pStyle w:val="Compact"/>
-              <w:jc w:val="left"/>
+              <w:jc w:val="center"/>
             </w:pPr>
             <w:r>
               <w:rPr>
@@ -793,7 +801,7 @@
           <w:p>
             <w:pPr>
               <w:pStyle w:val="Compact"/>
-              <w:jc w:val="left"/>
+              <w:jc w:val="center"/>
             </w:pPr>
             <w:r>
               <w:rPr>
@@ -814,7 +822,7 @@
           <w:p>
             <w:pPr>
               <w:pStyle w:val="Compact"/>
-              <w:jc w:val="left"/>
+              <w:jc w:val="center"/>
             </w:pPr>
             <w:r>
               <w:rPr>
@@ -849,7 +857,7 @@
           <w:p>
             <w:pPr>
               <w:pStyle w:val="Compact"/>
-              <w:jc w:val="left"/>
+              <w:jc w:val="center"/>
             </w:pPr>
             <w:r>
               <w:rPr>
@@ -864,7 +872,7 @@
           <w:p>
             <w:pPr>
               <w:pStyle w:val="Compact"/>
-              <w:jc w:val="left"/>
+              <w:jc w:val="center"/>
             </w:pPr>
             <w:r>
               <w:rPr>
@@ -891,7 +899,7 @@
           <w:p>
             <w:pPr>
               <w:pStyle w:val="Compact"/>
-              <w:jc w:val="left"/>
+              <w:jc w:val="center"/>
             </w:pPr>
             <w:r>
               <w:rPr>
@@ -932,7 +940,7 @@
           <w:p>
             <w:pPr>
               <w:pStyle w:val="Compact"/>
-              <w:jc w:val="left"/>
+              <w:jc w:val="center"/>
             </w:pPr>
             <w:r>
               <w:rPr>
@@ -947,7 +955,7 @@
           <w:p>
             <w:pPr>
               <w:pStyle w:val="Compact"/>
-              <w:jc w:val="left"/>
+              <w:jc w:val="center"/>
             </w:pPr>
             <w:r>
               <w:rPr>
@@ -962,7 +970,7 @@
           <w:p>
             <w:pPr>
               <w:pStyle w:val="Compact"/>
-              <w:jc w:val="left"/>
+              <w:jc w:val="center"/>
             </w:pPr>
             <w:r>
               <w:rPr>
@@ -1137,7 +1145,7 @@
           <w:p>
             <w:pPr>
               <w:pStyle w:val="Compact"/>
-              <w:jc w:val="left"/>
+              <w:jc w:val="center"/>
             </w:pPr>
             <w:r>
               <w:rPr>
@@ -1153,7 +1161,7 @@
           <w:p>
             <w:pPr>
               <w:pStyle w:val="Compact"/>
-              <w:jc w:val="left"/>
+              <w:jc w:val="center"/>
             </w:pPr>
             <w:r>
               <w:rPr>
@@ -1176,7 +1184,7 @@
           <w:p>
             <w:pPr>
               <w:pStyle w:val="Compact"/>
-              <w:jc w:val="left"/>
+              <w:jc w:val="center"/>
             </w:pPr>
             <w:r>
               <w:rPr>
@@ -1215,7 +1223,7 @@
           <w:p>
             <w:pPr>
               <w:pStyle w:val="Compact"/>
-              <w:jc w:val="left"/>
+              <w:jc w:val="center"/>
             </w:pPr>
             <w:r>
               <w:rPr>
@@ -1230,7 +1238,7 @@
           <w:p>
             <w:pPr>
               <w:pStyle w:val="Compact"/>
-              <w:jc w:val="left"/>
+              <w:jc w:val="center"/>
             </w:pPr>
             <m:oMath>
               <m:r>
@@ -1292,7 +1300,7 @@
           <w:p>
             <w:pPr>
               <w:pStyle w:val="Compact"/>
-              <w:jc w:val="left"/>
+              <w:jc w:val="center"/>
             </w:pPr>
             <m:oMath>
               <m:r>
@@ -1320,7 +1328,7 @@
           <w:p>
             <w:pPr>
               <w:pStyle w:val="Compact"/>
-              <w:jc w:val="left"/>
+              <w:jc w:val="center"/>
             </w:pPr>
             <w:r>
               <w:rPr>
@@ -1335,7 +1343,7 @@
           <w:p>
             <w:pPr>
               <w:pStyle w:val="Compact"/>
-              <w:jc w:val="left"/>
+              <w:jc w:val="center"/>
             </w:pPr>
             <w:r>
               <w:rPr>
@@ -1358,7 +1366,7 @@
           <w:p>
             <w:pPr>
               <w:pStyle w:val="Compact"/>
-              <w:jc w:val="left"/>
+              <w:jc w:val="center"/>
             </w:pPr>
             <w:r>
               <w:rPr>
@@ -1383,7 +1391,7 @@
           <w:p>
             <w:pPr>
               <w:pStyle w:val="Compact"/>
-              <w:jc w:val="left"/>
+              <w:jc w:val="center"/>
             </w:pPr>
             <w:r>
               <w:rPr>
@@ -1398,7 +1406,7 @@
           <w:p>
             <w:pPr>
               <w:pStyle w:val="Compact"/>
-              <w:jc w:val="left"/>
+              <w:jc w:val="center"/>
             </w:pPr>
             <w:r>
               <w:rPr>
@@ -1425,7 +1433,7 @@
           <w:p>
             <w:pPr>
               <w:pStyle w:val="Compact"/>
-              <w:jc w:val="left"/>
+              <w:jc w:val="center"/>
             </w:pPr>
             <w:r>
               <w:rPr>
@@ -1454,7 +1462,7 @@
           <w:p>
             <w:pPr>
               <w:pStyle w:val="Compact"/>
-              <w:jc w:val="left"/>
+              <w:jc w:val="center"/>
             </w:pPr>
             <w:r>
               <w:rPr>
@@ -1469,7 +1477,7 @@
           <w:p>
             <w:pPr>
               <w:pStyle w:val="Compact"/>
-              <w:jc w:val="left"/>
+              <w:jc w:val="center"/>
             </w:pPr>
             <w:r>
               <w:rPr>
@@ -1484,7 +1492,7 @@
           <w:p>
             <w:pPr>
               <w:pStyle w:val="Compact"/>
-              <w:jc w:val="left"/>
+              <w:jc w:val="center"/>
             </w:pPr>
             <w:r>
               <w:rPr>
@@ -1501,7 +1509,7 @@
           <w:p>
             <w:pPr>
               <w:pStyle w:val="Compact"/>
-              <w:jc w:val="left"/>
+              <w:jc w:val="center"/>
             </w:pPr>
             <w:r>
               <w:rPr>
@@ -1516,7 +1524,7 @@
           <w:p>
             <w:pPr>
               <w:pStyle w:val="Compact"/>
-              <w:jc w:val="left"/>
+              <w:jc w:val="center"/>
             </w:pPr>
             <w:r>
               <w:rPr>
@@ -1567,7 +1575,7 @@
           <w:p>
             <w:pPr>
               <w:pStyle w:val="Compact"/>
-              <w:jc w:val="left"/>
+              <w:jc w:val="center"/>
             </w:pPr>
             <w:r>
               <w:rPr>
@@ -1629,7 +1637,7 @@
           <w:p>
             <w:pPr>
               <w:pStyle w:val="Compact"/>
-              <w:jc w:val="left"/>
+              <w:jc w:val="center"/>
             </w:pPr>
             <w:r>
               <w:rPr>
@@ -1645,7 +1653,7 @@
           <w:p>
             <w:pPr>
               <w:pStyle w:val="Compact"/>
-              <w:jc w:val="left"/>
+              <w:jc w:val="center"/>
             </w:pPr>
             <w:r>
               <w:rPr>
@@ -1661,7 +1669,7 @@
           <w:p>
             <w:pPr>
               <w:pStyle w:val="Compact"/>
-              <w:jc w:val="left"/>
+              <w:jc w:val="center"/>
             </w:pPr>
             <w:r>
               <w:rPr>
@@ -1677,7 +1685,7 @@
           <w:p>
             <w:pPr>
               <w:pStyle w:val="Compact"/>
-              <w:jc w:val="left"/>
+              <w:jc w:val="center"/>
             </w:pPr>
             <w:r>
               <w:rPr>
@@ -1695,7 +1703,7 @@
           <w:p>
             <w:pPr>
               <w:pStyle w:val="Compact"/>
-              <w:jc w:val="left"/>
+              <w:jc w:val="center"/>
             </w:pPr>
             <w:r>
               <w:rPr>
@@ -1710,7 +1718,7 @@
           <w:p>
             <w:pPr>
               <w:pStyle w:val="Compact"/>
-              <w:jc w:val="left"/>
+              <w:jc w:val="center"/>
             </w:pPr>
             <w:r>
               <w:rPr>
@@ -1725,7 +1733,7 @@
           <w:p>
             <w:pPr>
               <w:pStyle w:val="Compact"/>
-              <w:jc w:val="left"/>
+              <w:jc w:val="center"/>
             </w:pPr>
             <w:r>
               <w:rPr>
@@ -1740,7 +1748,7 @@
           <w:p>
             <w:pPr>
               <w:pStyle w:val="Compact"/>
-              <w:jc w:val="left"/>
+              <w:jc w:val="center"/>
             </w:pPr>
             <w:r>
               <w:rPr>
@@ -1757,7 +1765,7 @@
           <w:p>
             <w:pPr>
               <w:pStyle w:val="Compact"/>
-              <w:jc w:val="left"/>
+              <w:jc w:val="center"/>
             </w:pPr>
             <w:r>
               <w:rPr>
@@ -1772,7 +1780,7 @@
           <w:p>
             <w:pPr>
               <w:pStyle w:val="Compact"/>
-              <w:jc w:val="left"/>
+              <w:jc w:val="center"/>
             </w:pPr>
             <w:r>
               <w:rPr>
@@ -1787,7 +1795,7 @@
           <w:p>
             <w:pPr>
               <w:pStyle w:val="Compact"/>
-              <w:jc w:val="left"/>
+              <w:jc w:val="center"/>
             </w:pPr>
             <w:r>
               <w:rPr>
@@ -1802,7 +1810,7 @@
           <w:p>
             <w:pPr>
               <w:pStyle w:val="Compact"/>
-              <w:jc w:val="left"/>
+              <w:jc w:val="center"/>
             </w:pPr>
             <w:r>
               <w:rPr>
@@ -1819,7 +1827,7 @@
           <w:p>
             <w:pPr>
               <w:pStyle w:val="Compact"/>
-              <w:jc w:val="left"/>
+              <w:jc w:val="center"/>
             </w:pPr>
             <w:r>
               <w:rPr>
@@ -1834,7 +1842,7 @@
           <w:p>
             <w:pPr>
               <w:pStyle w:val="Compact"/>
-              <w:jc w:val="left"/>
+              <w:jc w:val="center"/>
             </w:pPr>
             <w:r>
               <w:rPr>
@@ -1849,7 +1857,7 @@
           <w:p>
             <w:pPr>
               <w:pStyle w:val="Compact"/>
-              <w:jc w:val="left"/>
+              <w:jc w:val="center"/>
             </w:pPr>
             <w:r>
               <w:rPr>
@@ -1864,7 +1872,7 @@
           <w:p>
             <w:pPr>
               <w:pStyle w:val="Compact"/>
-              <w:jc w:val="left"/>
+              <w:jc w:val="center"/>
             </w:pPr>
             <w:r>
               <w:rPr>
@@ -1889,7 +1897,7 @@
           <w:p>
             <w:pPr>
               <w:pStyle w:val="Compact"/>
-              <w:jc w:val="left"/>
+              <w:jc w:val="center"/>
             </w:pPr>
             <w:r>
               <w:rPr>
@@ -1904,7 +1912,7 @@
           <w:p>
             <w:pPr>
               <w:pStyle w:val="Compact"/>
-              <w:jc w:val="left"/>
+              <w:jc w:val="center"/>
             </w:pPr>
             <w:r>
               <w:rPr>
@@ -1919,7 +1927,7 @@
           <w:p>
             <w:pPr>
               <w:pStyle w:val="Compact"/>
-              <w:jc w:val="left"/>
+              <w:jc w:val="center"/>
             </w:pPr>
             <w:r>
               <w:rPr>
@@ -1934,7 +1942,7 @@
           <w:p>
             <w:pPr>
               <w:pStyle w:val="Compact"/>
-              <w:jc w:val="left"/>
+              <w:jc w:val="center"/>
             </w:pPr>
             <w:r>
               <w:rPr>
@@ -1951,7 +1959,7 @@
           <w:p>
             <w:pPr>
               <w:pStyle w:val="Compact"/>
-              <w:jc w:val="left"/>
+              <w:jc w:val="center"/>
             </w:pPr>
             <w:r>
               <w:rPr>
@@ -1966,7 +1974,7 @@
           <w:p>
             <w:pPr>
               <w:pStyle w:val="Compact"/>
-              <w:jc w:val="left"/>
+              <w:jc w:val="center"/>
             </w:pPr>
             <w:r>
               <w:rPr>
@@ -1981,7 +1989,7 @@
           <w:p>
             <w:pPr>
               <w:pStyle w:val="Compact"/>
-              <w:jc w:val="left"/>
+              <w:jc w:val="center"/>
             </w:pPr>
             <w:r>
               <w:rPr>
@@ -2016,7 +2024,7 @@
           <w:p>
             <w:pPr>
               <w:pStyle w:val="Compact"/>
-              <w:jc w:val="left"/>
+              <w:jc w:val="center"/>
             </w:pPr>
             <w:r>
               <w:rPr>
@@ -2394,6 +2402,12 @@
       <m:oMathPara>
         <m:oMathParaPr>
           <m:jc m:val="center"/>
+          <m:ctrlPr>
+            <w:rPr>
+              <w:sz w:val="28"/>
+              <w:szCs w:val="28"/>
+            </w:rPr>
+          </m:ctrlPr>
         </m:oMathParaPr>
         <m:oMath>
           <m:r>
@@ -2601,6 +2615,12 @@
       <m:oMathPara>
         <m:oMathParaPr>
           <m:jc m:val="center"/>
+          <m:ctrlPr>
+            <w:rPr>
+              <w:sz w:val="28"/>
+              <w:szCs w:val="28"/>
+            </w:rPr>
+          </m:ctrlPr>
         </m:oMathParaPr>
         <m:oMath>
           <m:r>
@@ -2817,7 +2837,7 @@
           <w:p>
             <w:pPr>
               <w:pStyle w:val="Compact"/>
-              <w:jc w:val="left"/>
+              <w:jc w:val="center"/>
             </w:pPr>
             <w:r>
               <w:rPr>
@@ -2911,7 +2931,7 @@
           <w:p>
             <w:pPr>
               <w:pStyle w:val="Compact"/>
-              <w:jc w:val="left"/>
+              <w:jc w:val="center"/>
             </w:pPr>
             <w:r>
               <w:rPr>
@@ -2929,7 +2949,7 @@
           <w:p>
             <w:pPr>
               <w:pStyle w:val="Compact"/>
-              <w:jc w:val="left"/>
+              <w:jc w:val="center"/>
             </w:pPr>
             <w:r>
               <w:rPr>
@@ -3033,7 +3053,7 @@
           <w:p>
             <w:pPr>
               <w:pStyle w:val="Compact"/>
-              <w:jc w:val="left"/>
+              <w:jc w:val="center"/>
             </w:pPr>
             <w:r>
               <w:rPr>
@@ -3056,7 +3076,7 @@
           <w:p>
             <w:pPr>
               <w:pStyle w:val="Compact"/>
-              <w:jc w:val="left"/>
+              <w:jc w:val="center"/>
             </w:pPr>
             <w:r>
               <w:rPr>
@@ -3160,7 +3180,7 @@
           <w:p>
             <w:pPr>
               <w:pStyle w:val="Compact"/>
-              <w:jc w:val="left"/>
+              <w:jc w:val="center"/>
             </w:pPr>
             <w:r>
               <w:rPr>
@@ -3177,7 +3197,7 @@
           <w:p>
             <w:pPr>
               <w:pStyle w:val="Compact"/>
-              <w:jc w:val="left"/>
+              <w:jc w:val="center"/>
             </w:pPr>
             <w:r>
               <w:rPr>
@@ -3279,7 +3299,7 @@
           <w:p>
             <w:pPr>
               <w:pStyle w:val="Compact"/>
-              <w:jc w:val="left"/>
+              <w:jc w:val="center"/>
             </w:pPr>
             <w:r>
               <w:rPr>
@@ -3455,6 +3475,12 @@
       <m:oMathPara>
         <m:oMathParaPr>
           <m:jc m:val="center"/>
+          <m:ctrlPr>
+            <w:rPr>
+              <w:sz w:val="28"/>
+              <w:szCs w:val="28"/>
+            </w:rPr>
+          </m:ctrlPr>
         </m:oMathParaPr>
         <m:oMath>
           <m:r>
@@ -3555,6 +3581,12 @@
       <m:oMathPara>
         <m:oMathParaPr>
           <m:jc m:val="center"/>
+          <m:ctrlPr>
+            <w:rPr>
+              <w:sz w:val="28"/>
+              <w:szCs w:val="28"/>
+            </w:rPr>
+          </m:ctrlPr>
         </m:oMathParaPr>
         <m:oMath>
           <m:r>
@@ -3846,6 +3878,12 @@
       <m:oMathPara>
         <m:oMathParaPr>
           <m:jc m:val="center"/>
+          <m:ctrlPr>
+            <w:rPr>
+              <w:sz w:val="28"/>
+              <w:szCs w:val="28"/>
+            </w:rPr>
+          </m:ctrlPr>
         </m:oMathParaPr>
         <m:oMath>
           <m:sSup>
@@ -3996,6 +4034,12 @@
       <m:oMathPara>
         <m:oMathParaPr>
           <m:jc m:val="center"/>
+          <m:ctrlPr>
+            <w:rPr>
+              <w:sz w:val="28"/>
+              <w:szCs w:val="28"/>
+            </w:rPr>
+          </m:ctrlPr>
         </m:oMathParaPr>
         <m:oMath>
           <m:r>
@@ -4270,6 +4314,12 @@
       <m:oMathPara>
         <m:oMathParaPr>
           <m:jc m:val="center"/>
+          <m:ctrlPr>
+            <w:rPr>
+              <w:sz w:val="28"/>
+              <w:szCs w:val="28"/>
+            </w:rPr>
+          </m:ctrlPr>
         </m:oMathParaPr>
         <m:oMath>
           <m:r>
@@ -4637,6 +4687,14 @@
         <w:t xml:space="preserve">极小（</w:t>
       </w:r>
       <m:oMath>
+        <m:oMathPr>
+          <m:ctrlPr>
+            <w:rPr>
+              <w:sz w:val="28"/>
+              <w:szCs w:val="28"/>
+            </w:rPr>
+          </m:ctrlPr>
+        </m:oMathPr>
         <m:r>
           <m:t>6.0</m:t>
         </m:r>
@@ -5256,6 +5314,12 @@
       <m:oMathPara>
         <m:oMathParaPr>
           <m:jc m:val="center"/>
+          <m:ctrlPr>
+            <w:rPr>
+              <w:sz w:val="28"/>
+              <w:szCs w:val="28"/>
+            </w:rPr>
+          </m:ctrlPr>
         </m:oMathParaPr>
         <m:oMath>
           <m:r>
@@ -5612,6 +5676,14 @@
         <w:t xml:space="preserve">方程：</w:t>
       </w:r>
       <m:oMath>
+        <m:oMathPr>
+          <m:ctrlPr>
+            <w:rPr>
+              <w:sz w:val="28"/>
+              <w:szCs w:val="28"/>
+            </w:rPr>
+          </m:ctrlPr>
+        </m:oMathPr>
         <m:r>
           <m:t>E</m:t>
         </m:r>
@@ -5793,6 +5865,12 @@
       <m:oMathPara>
         <m:oMathParaPr>
           <m:jc m:val="center"/>
+          <m:ctrlPr>
+            <w:rPr>
+              <w:sz w:val="28"/>
+              <w:szCs w:val="28"/>
+            </w:rPr>
+          </m:ctrlPr>
         </m:oMathParaPr>
         <m:oMath>
           <m:r>
@@ -6039,7 +6117,7 @@
           <w:p>
             <w:pPr>
               <w:pStyle w:val="Compact"/>
-              <w:jc w:val="left"/>
+              <w:jc w:val="center"/>
             </w:pPr>
             <w:r>
               <w:rPr>
@@ -6055,7 +6133,7 @@
           <w:p>
             <w:pPr>
               <w:pStyle w:val="Compact"/>
-              <w:jc w:val="left"/>
+              <w:jc w:val="center"/>
             </w:pPr>
             <w:r>
               <w:rPr>
@@ -6071,7 +6149,7 @@
           <w:p>
             <w:pPr>
               <w:pStyle w:val="Compact"/>
-              <w:jc w:val="left"/>
+              <w:jc w:val="center"/>
             </w:pPr>
             <w:r>
               <w:rPr>
@@ -6105,7 +6183,7 @@
           <w:p>
             <w:pPr>
               <w:pStyle w:val="Compact"/>
-              <w:jc w:val="left"/>
+              <w:jc w:val="center"/>
             </w:pPr>
             <w:r>
               <w:rPr>
@@ -6120,7 +6198,7 @@
           <w:p>
             <w:pPr>
               <w:pStyle w:val="Compact"/>
-              <w:jc w:val="left"/>
+              <w:jc w:val="center"/>
             </w:pPr>
             <w:r>
               <w:rPr>
@@ -6135,7 +6213,7 @@
           <w:p>
             <w:pPr>
               <w:pStyle w:val="Compact"/>
-              <w:jc w:val="left"/>
+              <w:jc w:val="center"/>
             </w:pPr>
             <w:r>
               <w:rPr>
@@ -6173,7 +6251,7 @@
           <w:p>
             <w:pPr>
               <w:pStyle w:val="Compact"/>
-              <w:jc w:val="left"/>
+              <w:jc w:val="center"/>
             </w:pPr>
             <w:r>
               <w:rPr>
@@ -6188,7 +6266,7 @@
           <w:p>
             <w:pPr>
               <w:pStyle w:val="Compact"/>
-              <w:jc w:val="left"/>
+              <w:jc w:val="center"/>
             </w:pPr>
             <w:r>
               <w:rPr>
@@ -6203,7 +6281,7 @@
           <w:p>
             <w:pPr>
               <w:pStyle w:val="Compact"/>
-              <w:jc w:val="left"/>
+              <w:jc w:val="center"/>
             </w:pPr>
             <w:r>
               <w:rPr>
@@ -6241,7 +6319,7 @@
           <w:p>
             <w:pPr>
               <w:pStyle w:val="Compact"/>
-              <w:jc w:val="left"/>
+              <w:jc w:val="center"/>
             </w:pPr>
             <w:r>
               <w:rPr>
@@ -6256,7 +6334,7 @@
           <w:p>
             <w:pPr>
               <w:pStyle w:val="Compact"/>
-              <w:jc w:val="left"/>
+              <w:jc w:val="center"/>
             </w:pPr>
             <w:r>
               <w:rPr>
@@ -6271,7 +6349,7 @@
           <w:p>
             <w:pPr>
               <w:pStyle w:val="Compact"/>
-              <w:jc w:val="left"/>
+              <w:jc w:val="center"/>
             </w:pPr>
             <w:r>
               <w:rPr>
@@ -6303,7 +6381,7 @@
           <w:p>
             <w:pPr>
               <w:pStyle w:val="Compact"/>
-              <w:jc w:val="left"/>
+              <w:jc w:val="center"/>
             </w:pPr>
             <w:r>
               <w:rPr>
@@ -6318,7 +6396,7 @@
           <w:p>
             <w:pPr>
               <w:pStyle w:val="Compact"/>
-              <w:jc w:val="left"/>
+              <w:jc w:val="center"/>
             </w:pPr>
             <w:r>
               <w:rPr>
@@ -6333,7 +6411,7 @@
           <w:p>
             <w:pPr>
               <w:pStyle w:val="Compact"/>
-              <w:jc w:val="left"/>
+              <w:jc w:val="center"/>
             </w:pPr>
             <w:r>
               <w:rPr>
@@ -6798,6 +6876,12 @@
       <m:oMathPara>
         <m:oMathParaPr>
           <m:jc m:val="center"/>
+          <m:ctrlPr>
+            <w:rPr>
+              <w:sz w:val="28"/>
+              <w:szCs w:val="28"/>
+            </w:rPr>
+          </m:ctrlPr>
         </m:oMathParaPr>
         <m:oMath>
           <m:r>
@@ -6932,7 +7016,7 @@
           <w:p>
             <w:pPr>
               <w:pStyle w:val="Compact"/>
-              <w:jc w:val="left"/>
+              <w:jc w:val="center"/>
             </w:pPr>
             <w:r>
               <w:rPr>
@@ -6948,7 +7032,7 @@
           <w:p>
             <w:pPr>
               <w:pStyle w:val="Compact"/>
-              <w:jc w:val="left"/>
+              <w:jc w:val="center"/>
             </w:pPr>
             <w:r>
               <w:rPr>
@@ -6964,7 +7048,7 @@
           <w:p>
             <w:pPr>
               <w:pStyle w:val="Compact"/>
-              <w:jc w:val="left"/>
+              <w:jc w:val="center"/>
             </w:pPr>
             <w:r>
               <w:rPr>
@@ -6982,7 +7066,7 @@
           <w:p>
             <w:pPr>
               <w:pStyle w:val="Compact"/>
-              <w:jc w:val="left"/>
+              <w:jc w:val="center"/>
             </w:pPr>
             <w:r>
               <w:rPr>
@@ -6997,7 +7081,7 @@
           <w:p>
             <w:pPr>
               <w:pStyle w:val="Compact"/>
-              <w:jc w:val="left"/>
+              <w:jc w:val="center"/>
             </w:pPr>
             <w:r>
               <w:rPr>
@@ -7036,7 +7120,7 @@
           <w:p>
             <w:pPr>
               <w:pStyle w:val="Compact"/>
-              <w:jc w:val="left"/>
+              <w:jc w:val="center"/>
             </w:pPr>
             <w:r>
               <w:rPr>
@@ -7059,7 +7143,7 @@
           <w:p>
             <w:pPr>
               <w:pStyle w:val="Compact"/>
-              <w:jc w:val="left"/>
+              <w:jc w:val="center"/>
             </w:pPr>
             <w:r>
               <w:rPr>
@@ -7086,7 +7170,7 @@
           <w:p>
             <w:pPr>
               <w:pStyle w:val="Compact"/>
-              <w:jc w:val="left"/>
+              <w:jc w:val="center"/>
             </w:pPr>
             <w:r>
               <w:rPr>
@@ -7113,7 +7197,7 @@
           <w:p>
             <w:pPr>
               <w:pStyle w:val="Compact"/>
-              <w:jc w:val="left"/>
+              <w:jc w:val="center"/>
             </w:pPr>
             <w:r>
               <w:rPr>
@@ -7130,7 +7214,7 @@
           <w:p>
             <w:pPr>
               <w:pStyle w:val="Compact"/>
-              <w:jc w:val="left"/>
+              <w:jc w:val="center"/>
             </w:pPr>
             <w:r>
               <w:rPr>
@@ -7145,7 +7229,7 @@
           <w:p>
             <w:pPr>
               <w:pStyle w:val="Compact"/>
-              <w:jc w:val="left"/>
+              <w:jc w:val="center"/>
             </w:pPr>
             <w:r>
               <w:rPr>
@@ -7174,7 +7258,7 @@
           <w:p>
             <w:pPr>
               <w:pStyle w:val="Compact"/>
-              <w:jc w:val="left"/>
+              <w:jc w:val="center"/>
             </w:pPr>
             <w:r>
               <w:rPr>
@@ -7205,7 +7289,7 @@
           <w:p>
             <w:pPr>
               <w:pStyle w:val="Compact"/>
-              <w:jc w:val="left"/>
+              <w:jc w:val="center"/>
             </w:pPr>
             <w:r>
               <w:rPr>
@@ -7220,7 +7304,7 @@
           <w:p>
             <w:pPr>
               <w:pStyle w:val="Compact"/>
-              <w:jc w:val="left"/>
+              <w:jc w:val="center"/>
             </w:pPr>
             <w:r>
               <w:rPr>
@@ -7247,7 +7331,7 @@
           <w:p>
             <w:pPr>
               <w:pStyle w:val="Compact"/>
-              <w:jc w:val="left"/>
+              <w:jc w:val="center"/>
             </w:pPr>
             <w:r>
               <w:rPr>
@@ -7264,7 +7348,7 @@
           <w:p>
             <w:pPr>
               <w:pStyle w:val="Compact"/>
-              <w:jc w:val="left"/>
+              <w:jc w:val="center"/>
             </w:pPr>
             <w:r>
               <w:rPr>
@@ -7291,7 +7375,7 @@
           <w:p>
             <w:pPr>
               <w:pStyle w:val="Compact"/>
-              <w:jc w:val="left"/>
+              <w:jc w:val="center"/>
             </w:pPr>
             <w:r>
               <w:rPr>
@@ -7312,7 +7396,7 @@
           <w:p>
             <w:pPr>
               <w:pStyle w:val="Compact"/>
-              <w:jc w:val="left"/>
+              <w:jc w:val="center"/>
             </w:pPr>
             <w:r>
               <w:rPr>
@@ -7335,7 +7419,7 @@
           <w:p>
             <w:pPr>
               <w:pStyle w:val="Compact"/>
-              <w:jc w:val="left"/>
+              <w:jc w:val="center"/>
             </w:pPr>
             <w:r>
               <w:rPr>
@@ -7350,7 +7434,7 @@
           <w:p>
             <w:pPr>
               <w:pStyle w:val="Compact"/>
-              <w:jc w:val="left"/>
+              <w:jc w:val="center"/>
             </w:pPr>
             <w:r>
               <w:rPr>
@@ -7377,7 +7461,7 @@
           <w:p>
             <w:pPr>
               <w:pStyle w:val="Compact"/>
-              <w:jc w:val="left"/>
+              <w:jc w:val="center"/>
             </w:pPr>
             <w:r>
               <w:rPr>
@@ -7487,7 +7571,7 @@
           <w:p>
             <w:pPr>
               <w:pStyle w:val="Compact"/>
-              <w:jc w:val="left"/>
+              <w:jc w:val="center"/>
             </w:pPr>
             <w:r>
               <w:rPr>
@@ -7503,7 +7587,7 @@
           <w:p>
             <w:pPr>
               <w:pStyle w:val="Compact"/>
-              <w:jc w:val="left"/>
+              <w:jc w:val="center"/>
             </w:pPr>
             <w:r>
               <w:rPr>
@@ -7520,7 +7604,7 @@
           <w:p>
             <w:pPr>
               <w:pStyle w:val="Compact"/>
-              <w:jc w:val="left"/>
+              <w:jc w:val="center"/>
             </w:pPr>
             <w:r>
               <w:rPr>
@@ -7539,7 +7623,7 @@
           <w:p>
             <w:pPr>
               <w:pStyle w:val="Compact"/>
-              <w:jc w:val="left"/>
+              <w:jc w:val="center"/>
             </w:pPr>
             <w:r>
               <w:rPr>
@@ -7554,7 +7638,7 @@
           <w:p>
             <w:pPr>
               <w:pStyle w:val="Compact"/>
-              <w:jc w:val="left"/>
+              <w:jc w:val="center"/>
             </w:pPr>
             <m:oMath>
               <m:r>
@@ -7628,7 +7712,7 @@
           <w:p>
             <w:pPr>
               <w:pStyle w:val="Compact"/>
-              <w:jc w:val="left"/>
+              <w:jc w:val="center"/>
             </w:pPr>
             <m:oMath>
               <m:sSubSup>
@@ -7709,7 +7793,7 @@
           <w:p>
             <w:pPr>
               <w:pStyle w:val="Compact"/>
-              <w:jc w:val="left"/>
+              <w:jc w:val="center"/>
             </w:pPr>
             <w:r>
               <w:rPr>
@@ -7724,7 +7808,7 @@
           <w:p>
             <w:pPr>
               <w:pStyle w:val="Compact"/>
-              <w:jc w:val="left"/>
+              <w:jc w:val="center"/>
             </w:pPr>
             <w:r>
               <w:rPr>
@@ -7779,7 +7863,7 @@
           <w:p>
             <w:pPr>
               <w:pStyle w:val="Compact"/>
-              <w:jc w:val="left"/>
+              <w:jc w:val="center"/>
             </w:pPr>
             <w:r>
               <w:rPr>
@@ -7842,7 +7926,7 @@
           <w:p>
             <w:pPr>
               <w:pStyle w:val="Compact"/>
-              <w:jc w:val="left"/>
+              <w:jc w:val="center"/>
             </w:pPr>
             <w:r>
               <w:rPr>
@@ -7857,7 +7941,7 @@
           <w:p>
             <w:pPr>
               <w:pStyle w:val="Compact"/>
-              <w:jc w:val="left"/>
+              <w:jc w:val="center"/>
             </w:pPr>
             <w:r>
               <w:rPr>
@@ -7890,7 +7974,7 @@
           <w:p>
             <w:pPr>
               <w:pStyle w:val="Compact"/>
-              <w:jc w:val="left"/>
+              <w:jc w:val="center"/>
             </w:pPr>
             <w:r>
               <w:rPr>
@@ -7951,7 +8035,7 @@
           <w:p>
             <w:pPr>
               <w:pStyle w:val="Compact"/>
-              <w:jc w:val="left"/>
+              <w:jc w:val="center"/>
             </w:pPr>
             <w:r>
               <w:rPr>
@@ -7966,7 +8050,7 @@
           <w:p>
             <w:pPr>
               <w:pStyle w:val="Compact"/>
-              <w:jc w:val="left"/>
+              <w:jc w:val="center"/>
             </w:pPr>
             <w:r>
               <w:rPr>
@@ -7993,7 +8077,7 @@
           <w:p>
             <w:pPr>
               <w:pStyle w:val="Compact"/>
-              <w:jc w:val="left"/>
+              <w:jc w:val="center"/>
             </w:pPr>
             <w:r>
               <w:rPr>
@@ -8135,6 +8219,12 @@
       <m:oMathPara>
         <m:oMathParaPr>
           <m:jc m:val="center"/>
+          <m:ctrlPr>
+            <w:rPr>
+              <w:sz w:val="28"/>
+              <w:szCs w:val="28"/>
+            </w:rPr>
+          </m:ctrlPr>
         </m:oMathParaPr>
         <m:oMath>
           <m:sSub>
@@ -8274,6 +8364,14 @@
         <w:t xml:space="preserve"> </w:t>
       </w:r>
       <m:oMath>
+        <m:oMathPr>
+          <m:ctrlPr>
+            <w:rPr>
+              <w:sz w:val="28"/>
+              <w:szCs w:val="28"/>
+            </w:rPr>
+          </m:ctrlPr>
+        </m:oMathPr>
         <m:sSub>
           <m:e>
             <m:r>
@@ -8320,6 +8418,14 @@
         <w:t xml:space="preserve"> </w:t>
       </w:r>
       <m:oMath>
+        <m:oMathPr>
+          <m:ctrlPr>
+            <w:rPr>
+              <w:sz w:val="28"/>
+              <w:szCs w:val="28"/>
+            </w:rPr>
+          </m:ctrlPr>
+        </m:oMathPr>
         <m:sSub>
           <m:e>
             <m:r>
@@ -8394,6 +8500,12 @@
       <m:oMathPara>
         <m:oMathParaPr>
           <m:jc m:val="center"/>
+          <m:ctrlPr>
+            <w:rPr>
+              <w:sz w:val="28"/>
+              <w:szCs w:val="28"/>
+            </w:rPr>
+          </m:ctrlPr>
         </m:oMathParaPr>
         <m:oMath>
           <m:r>
@@ -8532,6 +8644,12 @@
       <m:oMathPara>
         <m:oMathParaPr>
           <m:jc m:val="center"/>
+          <m:ctrlPr>
+            <w:rPr>
+              <w:sz w:val="28"/>
+              <w:szCs w:val="28"/>
+            </w:rPr>
+          </m:ctrlPr>
         </m:oMathParaPr>
         <m:oMath>
           <m:sSub>
@@ -8763,6 +8881,14 @@
         </w:numPr>
       </w:pPr>
       <m:oMath>
+        <m:oMathPr>
+          <m:ctrlPr>
+            <w:rPr>
+              <w:sz w:val="28"/>
+              <w:szCs w:val="28"/>
+            </w:rPr>
+          </m:ctrlPr>
+        </m:oMathPr>
         <m:sSub>
           <m:e>
             <m:r>
@@ -8927,6 +9053,12 @@
       <m:oMathPara>
         <m:oMathParaPr>
           <m:jc m:val="center"/>
+          <m:ctrlPr>
+            <w:rPr>
+              <w:sz w:val="28"/>
+              <w:szCs w:val="28"/>
+            </w:rPr>
+          </m:ctrlPr>
         </m:oMathParaPr>
         <m:oMath>
           <m:sSup>
@@ -9036,6 +9168,12 @@
       <m:oMathPara>
         <m:oMathParaPr>
           <m:jc m:val="center"/>
+          <m:ctrlPr>
+            <w:rPr>
+              <w:sz w:val="28"/>
+              <w:szCs w:val="28"/>
+            </w:rPr>
+          </m:ctrlPr>
         </m:oMathParaPr>
         <m:oMath>
           <m:sSub>
@@ -9229,6 +9367,12 @@
       <m:oMathPara>
         <m:oMathParaPr>
           <m:jc m:val="center"/>
+          <m:ctrlPr>
+            <w:rPr>
+              <w:sz w:val="28"/>
+              <w:szCs w:val="28"/>
+            </w:rPr>
+          </m:ctrlPr>
         </m:oMathParaPr>
         <m:oMath>
           <m:sSubSup>
@@ -9557,6 +9701,14 @@
         </w:numPr>
       </w:pPr>
       <m:oMath>
+        <m:oMathPr>
+          <m:ctrlPr>
+            <w:rPr>
+              <w:sz w:val="28"/>
+              <w:szCs w:val="28"/>
+            </w:rPr>
+          </m:ctrlPr>
+        </m:oMathPr>
         <m:r>
           <m:t>3</m:t>
         </m:r>
@@ -9779,6 +9931,14 @@
         <w:t xml:space="preserve">Hg：</w:t>
       </w:r>
       <m:oMath>
+        <m:oMathPr>
+          <m:ctrlPr>
+            <w:rPr>
+              <w:sz w:val="28"/>
+              <w:szCs w:val="28"/>
+            </w:rPr>
+          </m:ctrlPr>
+        </m:oMathPr>
         <m:r>
           <m:rPr>
             <m:nor/>
@@ -10025,7 +10185,7 @@
     </w:p>
     <w:bookmarkEnd w:id="39"/>
     <w:bookmarkEnd w:id="40"/>
-    <w:bookmarkStart w:id="45" w:name="四钼mo"/>
+    <w:bookmarkStart w:id="51" w:name="四钼mo"/>
     <w:p>
       <w:pPr>
         <w:pStyle w:val="Heading2"/>
@@ -10139,7 +10299,7 @@
       </w:r>
     </w:p>
     <w:bookmarkEnd w:id="41"/>
-    <w:bookmarkStart w:id="42" w:name="多酸化学初步竞赛定性概念"/>
+    <w:bookmarkStart w:id="48" w:name="多酸化学初步竞赛定性概念"/>
     <w:p>
       <w:pPr>
         <w:pStyle w:val="Heading3"/>
@@ -10209,6 +10369,12 @@
       <m:oMathPara>
         <m:oMathParaPr>
           <m:jc m:val="center"/>
+          <m:ctrlPr>
+            <w:rPr>
+              <w:sz w:val="28"/>
+              <w:szCs w:val="28"/>
+            </w:rPr>
+          </m:ctrlPr>
         </m:oMathParaPr>
         <m:oMath>
           <m:sSubSup>
@@ -10388,6 +10554,12 @@
       <m:oMathPara>
         <m:oMathParaPr>
           <m:jc m:val="center"/>
+          <m:ctrlPr>
+            <w:rPr>
+              <w:sz w:val="28"/>
+              <w:szCs w:val="28"/>
+            </w:rPr>
+          </m:ctrlPr>
         </m:oMathParaPr>
         <m:oMath>
           <m:sSubSup>
@@ -10644,8 +10816,454 @@
         <w:t xml:space="preserve">八面体包围。</w:t>
       </w:r>
     </w:p>
-    <w:bookmarkEnd w:id="42"/>
-    <w:bookmarkStart w:id="43" w:name="重要化合物-1"/>
+    <w:p>
+      <w:pPr>
+        <w:pStyle w:val="FirstParagraph"/>
+        <w:jc w:val="center"/>
+      </w:pPr>
+      <w:r>
+        <w:rPr>
+          <w:b w:val="0"/>
+          <w:i w:val="0"/>
+          <w:sz w:val="21"/>
+        </w:rPr>
+        <w:drawing>
+          <wp:inline>
+            <wp:extent cx="5334000" cy="4558145"/>
+            <wp:effectExtent b="0" l="0" r="0" t="0"/>
+            <wp:docPr descr="Keggin 结构——PMo₁₂O₄₀³⁻" title="" id="43" name="Picture"/>
+            <a:graphic>
+              <a:graphicData uri="http://schemas.openxmlformats.org/drawingml/2006/picture">
+                <pic:pic>
+                  <pic:nvPicPr>
+                    <pic:cNvPr descr="media/keggin-structure-pmo12.jpg" id="44" name="Picture"/>
+                    <pic:cNvPicPr>
+                      <a:picLocks noChangeArrowheads="1" noChangeAspect="1"/>
+                    </pic:cNvPicPr>
+                  </pic:nvPicPr>
+                  <pic:blipFill>
+                    <a:blip r:embed="rId42"/>
+                    <a:stretch>
+                      <a:fillRect/>
+                    </a:stretch>
+                  </pic:blipFill>
+                  <pic:spPr bwMode="auto">
+                    <a:xfrm>
+                      <a:off x="0" y="0"/>
+                      <a:ext cx="5334000" cy="4558145"/>
+                    </a:xfrm>
+                    <a:prstGeom prst="rect">
+                      <a:avLst/>
+                    </a:prstGeom>
+                    <a:noFill/>
+                    <a:ln w="9525">
+                      <a:noFill/>
+                      <a:headEnd/>
+                      <a:tailEnd/>
+                    </a:ln>
+                  </pic:spPr>
+                </pic:pic>
+              </a:graphicData>
+            </a:graphic>
+          </wp:inline>
+        </w:drawing>
+      </w:r>
+      <w:r>
+        <w:rPr>
+          <w:b w:val="0"/>
+          <w:i w:val="0"/>
+          <w:sz w:val="21"/>
+        </w:rPr>
+        <w:t xml:space="preserve"> </w:t>
+      </w:r>
+      <w:r>
+        <w:rPr>
+          <w:rFonts w:hint="eastAsia" w:eastAsia="FangSong" w:ascii="Times New Roman" w:hAnsi="Times New Roman"/>
+          <w:b w:val="0"/>
+          <w:i w:val="0"/>
+          <w:iCs/>
+          <w:sz w:val="21"/>
+        </w:rPr>
+        <w:t xml:space="preserve">图</w:t>
+      </w:r>
+      <w:r>
+        <w:rPr>
+          <w:b w:val="0"/>
+          <w:i w:val="0"/>
+          <w:iCs/>
+          <w:sz w:val="21"/>
+        </w:rPr>
+        <w:t xml:space="preserve"> Keggin </w:t>
+      </w:r>
+      <w:r>
+        <w:rPr>
+          <w:rFonts w:hint="eastAsia" w:eastAsia="FangSong" w:ascii="Times New Roman" w:hAnsi="Times New Roman"/>
+          <w:b w:val="0"/>
+          <w:i w:val="0"/>
+          <w:iCs/>
+          <w:sz w:val="21"/>
+        </w:rPr>
+        <w:t xml:space="preserve">型杂多酸阴离子</w:t>
+      </w:r>
+      <w:r>
+        <w:rPr>
+          <w:b w:val="0"/>
+          <w:i w:val="0"/>
+          <w:iCs/>
+          <w:sz w:val="21"/>
+        </w:rPr>
+        <w:t xml:space="preserve"> [PMo₁₂O₄₀]³⁻ </w:t>
+      </w:r>
+      <w:r>
+        <w:rPr>
+          <w:rFonts w:hint="eastAsia" w:eastAsia="FangSong" w:ascii="Times New Roman" w:hAnsi="Times New Roman"/>
+          <w:b w:val="0"/>
+          <w:i w:val="0"/>
+          <w:iCs/>
+          <w:sz w:val="21"/>
+        </w:rPr>
+        <w:t xml:space="preserve">的结构——中心</w:t>
+      </w:r>
+      <w:r>
+        <w:rPr>
+          <w:b w:val="0"/>
+          <w:i w:val="0"/>
+          <w:iCs/>
+          <w:sz w:val="21"/>
+        </w:rPr>
+        <w:t xml:space="preserve"> PO₄ </w:t>
+      </w:r>
+      <w:r>
+        <w:rPr>
+          <w:rFonts w:hint="eastAsia" w:eastAsia="FangSong" w:ascii="Times New Roman" w:hAnsi="Times New Roman"/>
+          <w:b w:val="0"/>
+          <w:i w:val="0"/>
+          <w:iCs/>
+          <w:sz w:val="21"/>
+        </w:rPr>
+        <w:t xml:space="preserve">四面体被</w:t>
+      </w:r>
+      <w:r>
+        <w:rPr>
+          <w:b w:val="0"/>
+          <w:i w:val="0"/>
+          <w:iCs/>
+          <w:sz w:val="21"/>
+        </w:rPr>
+        <w:t xml:space="preserve"> 12 </w:t>
+      </w:r>
+      <w:r>
+        <w:rPr>
+          <w:rFonts w:hint="eastAsia" w:eastAsia="FangSong" w:ascii="Times New Roman" w:hAnsi="Times New Roman"/>
+          <w:b w:val="0"/>
+          <w:i w:val="0"/>
+          <w:iCs/>
+          <w:sz w:val="21"/>
+        </w:rPr>
+        <w:t xml:space="preserve">个</w:t>
+      </w:r>
+      <w:r>
+        <w:rPr>
+          <w:b w:val="0"/>
+          <w:i w:val="0"/>
+          <w:iCs/>
+          <w:sz w:val="21"/>
+        </w:rPr>
+        <w:t xml:space="preserve"> MoO₆ </w:t>
+      </w:r>
+      <w:r>
+        <w:rPr>
+          <w:rFonts w:hint="eastAsia" w:eastAsia="FangSong" w:ascii="Times New Roman" w:hAnsi="Times New Roman"/>
+          <w:b w:val="0"/>
+          <w:i w:val="0"/>
+          <w:iCs/>
+          <w:sz w:val="21"/>
+        </w:rPr>
+        <w:t xml:space="preserve">八面体环绕，形成</w:t>
+      </w:r>
+      <w:r>
+        <w:rPr>
+          <w:b w:val="0"/>
+          <w:i w:val="0"/>
+          <w:iCs/>
+          <w:sz w:val="21"/>
+        </w:rPr>
+        <w:t xml:space="preserve"> α </w:t>
+      </w:r>
+      <w:r>
+        <w:rPr>
+          <w:rFonts w:hint="eastAsia" w:eastAsia="FangSong" w:ascii="Times New Roman" w:hAnsi="Times New Roman"/>
+          <w:b w:val="0"/>
+          <w:i w:val="0"/>
+          <w:iCs/>
+          <w:sz w:val="21"/>
+        </w:rPr>
+        <w:t xml:space="preserve">构型（Keggin</w:t>
+      </w:r>
+      <w:r>
+        <w:rPr>
+          <w:b w:val="0"/>
+          <w:i w:val="0"/>
+          <w:iCs/>
+          <w:sz w:val="21"/>
+        </w:rPr>
+        <w:t xml:space="preserve"> </w:t>
+      </w:r>
+      <w:r>
+        <w:rPr>
+          <w:rFonts w:hint="eastAsia" w:eastAsia="FangSong" w:ascii="Times New Roman" w:hAnsi="Times New Roman"/>
+          <w:b w:val="0"/>
+          <w:i w:val="0"/>
+          <w:iCs/>
+          <w:sz w:val="21"/>
+        </w:rPr>
+        <w:t xml:space="preserve">结构）。杂多酸在酸性催化、氧化催化中有广泛应用，也是竞赛中多酸化学的核心考点（Weller《无机化学》第6版</w:t>
+      </w:r>
+      <w:r>
+        <w:rPr>
+          <w:b w:val="0"/>
+          <w:i w:val="0"/>
+          <w:iCs/>
+          <w:sz w:val="21"/>
+        </w:rPr>
+        <w:t xml:space="preserve"> </w:t>
+      </w:r>
+      <w:r>
+        <w:rPr>
+          <w:rFonts w:hint="eastAsia" w:eastAsia="FangSong" w:ascii="Times New Roman" w:hAnsi="Times New Roman"/>
+          <w:b w:val="0"/>
+          <w:i w:val="0"/>
+          <w:iCs/>
+          <w:sz w:val="21"/>
+        </w:rPr>
+        <w:t xml:space="preserve">图16.x）</w:t>
+      </w:r>
+    </w:p>
+    <w:p>
+      <w:pPr>
+        <w:pStyle w:val="BodyText"/>
+        <w:jc w:val="center"/>
+      </w:pPr>
+      <w:r>
+        <w:rPr>
+          <w:b w:val="0"/>
+          <w:i w:val="0"/>
+          <w:sz w:val="21"/>
+        </w:rPr>
+        <w:drawing>
+          <wp:inline>
+            <wp:extent cx="3860800" cy="4711700"/>
+            <wp:effectExtent b="0" l="0" r="0" t="0"/>
+            <wp:docPr descr="多酸形成元素在周期表中的分布" title="" id="46" name="Picture"/>
+            <a:graphic>
+              <a:graphicData uri="http://schemas.openxmlformats.org/drawingml/2006/picture">
+                <pic:pic>
+                  <pic:nvPicPr>
+                    <pic:cNvPr descr="media/polyoxometalate-forming-elements.jpg" id="47" name="Picture"/>
+                    <pic:cNvPicPr>
+                      <a:picLocks noChangeArrowheads="1" noChangeAspect="1"/>
+                    </pic:cNvPicPr>
+                  </pic:nvPicPr>
+                  <pic:blipFill>
+                    <a:blip r:embed="rId45"/>
+                    <a:stretch>
+                      <a:fillRect/>
+                    </a:stretch>
+                  </pic:blipFill>
+                  <pic:spPr bwMode="auto">
+                    <a:xfrm>
+                      <a:off x="0" y="0"/>
+                      <a:ext cx="3860800" cy="4711700"/>
+                    </a:xfrm>
+                    <a:prstGeom prst="rect">
+                      <a:avLst/>
+                    </a:prstGeom>
+                    <a:noFill/>
+                    <a:ln w="9525">
+                      <a:noFill/>
+                      <a:headEnd/>
+                      <a:tailEnd/>
+                    </a:ln>
+                  </pic:spPr>
+                </pic:pic>
+              </a:graphicData>
+            </a:graphic>
+          </wp:inline>
+        </w:drawing>
+      </w:r>
+      <w:r>
+        <w:rPr>
+          <w:b w:val="0"/>
+          <w:i w:val="0"/>
+          <w:sz w:val="21"/>
+        </w:rPr>
+        <w:t xml:space="preserve"> </w:t>
+      </w:r>
+      <w:r>
+        <w:rPr>
+          <w:rFonts w:hint="eastAsia" w:eastAsia="FangSong" w:ascii="Times New Roman" w:hAnsi="Times New Roman"/>
+          <w:b w:val="0"/>
+          <w:i w:val="0"/>
+          <w:iCs/>
+          <w:sz w:val="21"/>
+        </w:rPr>
+        <w:t xml:space="preserve">图</w:t>
+      </w:r>
+      <w:r>
+        <w:rPr>
+          <w:b w:val="0"/>
+          <w:i w:val="0"/>
+          <w:iCs/>
+          <w:sz w:val="21"/>
+        </w:rPr>
+        <w:t xml:space="preserve"> </w:t>
+      </w:r>
+      <w:r>
+        <w:rPr>
+          <w:rFonts w:hint="eastAsia" w:eastAsia="FangSong" w:ascii="Times New Roman" w:hAnsi="Times New Roman"/>
+          <w:b w:val="0"/>
+          <w:i w:val="0"/>
+          <w:iCs/>
+          <w:sz w:val="21"/>
+        </w:rPr>
+        <w:t xml:space="preserve">能形成多酸的元素在周期表中的分布——主要集中在</w:t>
+      </w:r>
+      <w:r>
+        <w:rPr>
+          <w:b w:val="0"/>
+          <w:i w:val="0"/>
+          <w:iCs/>
+          <w:sz w:val="21"/>
+        </w:rPr>
+        <w:t xml:space="preserve"> V、Nb、Ta、Mo、W </w:t>
+      </w:r>
+      <w:r>
+        <w:rPr>
+          <w:rFonts w:hint="eastAsia" w:eastAsia="FangSong" w:ascii="Times New Roman" w:hAnsi="Times New Roman"/>
+          <w:b w:val="0"/>
+          <w:i w:val="0"/>
+          <w:iCs/>
+          <w:sz w:val="21"/>
+        </w:rPr>
+        <w:t xml:space="preserve">等过渡金属（d⁰</w:t>
+      </w:r>
+      <w:r>
+        <w:rPr>
+          <w:b w:val="0"/>
+          <w:i w:val="0"/>
+          <w:iCs/>
+          <w:sz w:val="21"/>
+        </w:rPr>
+        <w:t xml:space="preserve"> </w:t>
+      </w:r>
+      <w:r>
+        <w:rPr>
+          <w:rFonts w:hint="eastAsia" w:eastAsia="FangSong" w:ascii="Times New Roman" w:hAnsi="Times New Roman"/>
+          <w:b w:val="0"/>
+          <w:i w:val="0"/>
+          <w:iCs/>
+          <w:sz w:val="21"/>
+        </w:rPr>
+        <w:t xml:space="preserve">构型，可形成</w:t>
+      </w:r>
+      <w:r>
+        <w:rPr>
+          <w:b w:val="0"/>
+          <w:i w:val="0"/>
+          <w:iCs/>
+          <w:sz w:val="21"/>
+        </w:rPr>
+        <w:t xml:space="preserve"> MO₆ </w:t>
+      </w:r>
+      <w:r>
+        <w:rPr>
+          <w:rFonts w:hint="eastAsia" w:eastAsia="FangSong" w:ascii="Times New Roman" w:hAnsi="Times New Roman"/>
+          <w:b w:val="0"/>
+          <w:i w:val="0"/>
+          <w:iCs/>
+          <w:sz w:val="21"/>
+        </w:rPr>
+        <w:t xml:space="preserve">八面体），其中</w:t>
+      </w:r>
+      <w:r>
+        <w:rPr>
+          <w:b w:val="0"/>
+          <w:i w:val="0"/>
+          <w:iCs/>
+          <w:sz w:val="21"/>
+        </w:rPr>
+        <w:t xml:space="preserve"> Mo </w:t>
+      </w:r>
+      <w:r>
+        <w:rPr>
+          <w:rFonts w:hint="eastAsia" w:eastAsia="FangSong" w:ascii="Times New Roman" w:hAnsi="Times New Roman"/>
+          <w:b w:val="0"/>
+          <w:i w:val="0"/>
+          <w:iCs/>
+          <w:sz w:val="21"/>
+        </w:rPr>
+        <w:t xml:space="preserve">和</w:t>
+      </w:r>
+      <w:r>
+        <w:rPr>
+          <w:b w:val="0"/>
+          <w:i w:val="0"/>
+          <w:iCs/>
+          <w:sz w:val="21"/>
+        </w:rPr>
+        <w:t xml:space="preserve"> W </w:t>
+      </w:r>
+      <w:r>
+        <w:rPr>
+          <w:rFonts w:hint="eastAsia" w:eastAsia="FangSong" w:ascii="Times New Roman" w:hAnsi="Times New Roman"/>
+          <w:b w:val="0"/>
+          <w:i w:val="0"/>
+          <w:iCs/>
+          <w:sz w:val="21"/>
+        </w:rPr>
+        <w:t xml:space="preserve">的多酸化学最丰富。多酸化学是理解</w:t>
+      </w:r>
+      <w:r>
+        <w:rPr>
+          <w:b w:val="0"/>
+          <w:i w:val="0"/>
+          <w:iCs/>
+          <w:sz w:val="21"/>
+        </w:rPr>
+        <w:t xml:space="preserve"> Mo/W </w:t>
+      </w:r>
+      <w:r>
+        <w:rPr>
+          <w:rFonts w:hint="eastAsia" w:eastAsia="FangSong" w:ascii="Times New Roman" w:hAnsi="Times New Roman"/>
+          <w:b w:val="0"/>
+          <w:i w:val="0"/>
+          <w:iCs/>
+          <w:sz w:val="21"/>
+        </w:rPr>
+        <w:t xml:space="preserve">元素特征的关键（Weller《无机化学》第6版</w:t>
+      </w:r>
+      <w:r>
+        <w:rPr>
+          <w:b w:val="0"/>
+          <w:i w:val="0"/>
+          <w:iCs/>
+          <w:sz w:val="21"/>
+        </w:rPr>
+        <w:t xml:space="preserve"> </w:t>
+      </w:r>
+      <w:r>
+        <w:rPr>
+          <w:rFonts w:hint="eastAsia" w:eastAsia="FangSong" w:ascii="Times New Roman" w:hAnsi="Times New Roman"/>
+          <w:b w:val="0"/>
+          <w:i w:val="0"/>
+          <w:iCs/>
+          <w:sz w:val="21"/>
+        </w:rPr>
+        <w:t xml:space="preserve">图16.x）</w:t>
+      </w:r>
+    </w:p>
+    <w:bookmarkEnd w:id="48"/>
+    <w:bookmarkStart w:id="49" w:name="重要化合物-1"/>
     <w:p>
       <w:pPr>
         <w:pStyle w:val="Heading3"/>
@@ -10680,7 +11298,7 @@
           <w:p>
             <w:pPr>
               <w:pStyle w:val="Compact"/>
-              <w:jc w:val="left"/>
+              <w:jc w:val="center"/>
             </w:pPr>
             <w:r>
               <w:rPr>
@@ -10696,7 +11314,7 @@
           <w:p>
             <w:pPr>
               <w:pStyle w:val="Compact"/>
-              <w:jc w:val="left"/>
+              <w:jc w:val="center"/>
             </w:pPr>
             <w:r>
               <w:rPr>
@@ -10712,7 +11330,7 @@
           <w:p>
             <w:pPr>
               <w:pStyle w:val="Compact"/>
-              <w:jc w:val="left"/>
+              <w:jc w:val="center"/>
             </w:pPr>
             <w:r>
               <w:rPr>
@@ -10730,7 +11348,7 @@
           <w:p>
             <w:pPr>
               <w:pStyle w:val="Compact"/>
-              <w:jc w:val="left"/>
+              <w:jc w:val="center"/>
             </w:pPr>
             <w:r>
               <w:rPr>
@@ -10745,7 +11363,7 @@
           <w:p>
             <w:pPr>
               <w:pStyle w:val="Compact"/>
-              <w:jc w:val="left"/>
+              <w:jc w:val="center"/>
             </w:pPr>
             <w:r>
               <w:rPr>
@@ -10760,7 +11378,7 @@
           <w:p>
             <w:pPr>
               <w:pStyle w:val="Compact"/>
-              <w:jc w:val="left"/>
+              <w:jc w:val="center"/>
             </w:pPr>
             <w:r>
               <w:rPr>
@@ -10777,7 +11395,7 @@
           <w:p>
             <w:pPr>
               <w:pStyle w:val="Compact"/>
-              <w:jc w:val="left"/>
+              <w:jc w:val="center"/>
             </w:pPr>
             <w:r>
               <w:rPr>
@@ -10792,7 +11410,7 @@
           <w:p>
             <w:pPr>
               <w:pStyle w:val="Compact"/>
-              <w:jc w:val="left"/>
+              <w:jc w:val="center"/>
             </w:pPr>
             <w:r>
               <w:rPr>
@@ -10807,7 +11425,7 @@
           <w:p>
             <w:pPr>
               <w:pStyle w:val="Compact"/>
-              <w:jc w:val="left"/>
+              <w:jc w:val="center"/>
             </w:pPr>
             <w:r>
               <w:rPr>
@@ -10824,7 +11442,7 @@
           <w:p>
             <w:pPr>
               <w:pStyle w:val="Compact"/>
-              <w:jc w:val="left"/>
+              <w:jc w:val="center"/>
             </w:pPr>
             <w:r>
               <w:rPr>
@@ -10839,7 +11457,7 @@
           <w:p>
             <w:pPr>
               <w:pStyle w:val="Compact"/>
-              <w:jc w:val="left"/>
+              <w:jc w:val="center"/>
             </w:pPr>
             <w:r>
               <w:rPr>
@@ -10854,7 +11472,7 @@
           <w:p>
             <w:pPr>
               <w:pStyle w:val="Compact"/>
-              <w:jc w:val="left"/>
+              <w:jc w:val="center"/>
             </w:pPr>
             <w:r>
               <w:rPr>
@@ -10871,7 +11489,7 @@
           <w:p>
             <w:pPr>
               <w:pStyle w:val="Compact"/>
-              <w:jc w:val="left"/>
+              <w:jc w:val="center"/>
             </w:pPr>
             <w:r>
               <w:rPr>
@@ -10886,7 +11504,7 @@
           <w:p>
             <w:pPr>
               <w:pStyle w:val="Compact"/>
-              <w:jc w:val="left"/>
+              <w:jc w:val="center"/>
             </w:pPr>
             <w:r>
               <w:rPr>
@@ -10901,7 +11519,7 @@
           <w:p>
             <w:pPr>
               <w:pStyle w:val="Compact"/>
-              <w:jc w:val="left"/>
+              <w:jc w:val="center"/>
             </w:pPr>
             <w:r>
               <w:rPr>
@@ -10925,8 +11543,8 @@
         </w:tc>
       </w:tr>
     </w:tbl>
-    <w:bookmarkEnd w:id="43"/>
-    <w:bookmarkStart w:id="44" w:name="mow-催化应用"/>
+    <w:bookmarkEnd w:id="49"/>
+    <w:bookmarkStart w:id="50" w:name="mow-催化应用"/>
     <w:p>
       <w:pPr>
         <w:pStyle w:val="Heading3"/>
@@ -11009,9 +11627,9 @@
         </w:pict>
       </w:r>
     </w:p>
-    <w:bookmarkEnd w:id="44"/>
-    <w:bookmarkEnd w:id="45"/>
-    <w:bookmarkStart w:id="49" w:name="五钨w"/>
+    <w:bookmarkEnd w:id="50"/>
+    <w:bookmarkEnd w:id="51"/>
+    <w:bookmarkStart w:id="55" w:name="五钨w"/>
     <w:p>
       <w:pPr>
         <w:pStyle w:val="Heading2"/>
@@ -11023,7 +11641,7 @@
         <w:t xml:space="preserve">五、钨（W）</w:t>
       </w:r>
     </w:p>
-    <w:bookmarkStart w:id="46" w:name="电子构型与常见氧化态-4"/>
+    <w:bookmarkStart w:id="52" w:name="电子构型与常见氧化态-4"/>
     <w:p>
       <w:pPr>
         <w:pStyle w:val="Heading3"/>
@@ -11120,8 +11738,8 @@
         <w:t xml:space="preserve">的金属（3422°C），用于灯丝和高温合金</w:t>
       </w:r>
     </w:p>
-    <w:bookmarkEnd w:id="46"/>
-    <w:bookmarkStart w:id="47" w:name="多酸化学"/>
+    <w:bookmarkEnd w:id="52"/>
+    <w:bookmarkStart w:id="53" w:name="多酸化学"/>
     <w:p>
       <w:pPr>
         <w:pStyle w:val="Heading3"/>
@@ -11156,7 +11774,7 @@
           <w:p>
             <w:pPr>
               <w:pStyle w:val="Compact"/>
-              <w:jc w:val="left"/>
+              <w:jc w:val="center"/>
             </w:pPr>
             <w:r>
               <w:rPr>
@@ -11172,7 +11790,7 @@
           <w:p>
             <w:pPr>
               <w:pStyle w:val="Compact"/>
-              <w:jc w:val="left"/>
+              <w:jc w:val="center"/>
             </w:pPr>
             <w:r>
               <w:rPr>
@@ -11188,7 +11806,7 @@
           <w:p>
             <w:pPr>
               <w:pStyle w:val="Compact"/>
-              <w:jc w:val="left"/>
+              <w:jc w:val="center"/>
             </w:pPr>
             <w:r>
               <w:rPr>
@@ -11206,7 +11824,7 @@
           <w:p>
             <w:pPr>
               <w:pStyle w:val="Compact"/>
-              <w:jc w:val="left"/>
+              <w:jc w:val="center"/>
             </w:pPr>
             <w:r>
               <w:rPr>
@@ -11221,7 +11839,7 @@
           <w:p>
             <w:pPr>
               <w:pStyle w:val="Compact"/>
-              <w:jc w:val="left"/>
+              <w:jc w:val="center"/>
             </w:pPr>
             <w:r>
               <w:rPr>
@@ -11236,7 +11854,7 @@
           <w:p>
             <w:pPr>
               <w:pStyle w:val="Compact"/>
-              <w:jc w:val="left"/>
+              <w:jc w:val="center"/>
             </w:pPr>
             <w:r>
               <w:rPr>
@@ -11253,7 +11871,7 @@
           <w:p>
             <w:pPr>
               <w:pStyle w:val="Compact"/>
-              <w:jc w:val="left"/>
+              <w:jc w:val="center"/>
             </w:pPr>
             <w:r>
               <w:rPr>
@@ -11280,7 +11898,7 @@
           <w:p>
             <w:pPr>
               <w:pStyle w:val="Compact"/>
-              <w:jc w:val="left"/>
+              <w:jc w:val="center"/>
             </w:pPr>
             <w:r>
               <w:rPr>
@@ -11295,7 +11913,7 @@
           <w:p>
             <w:pPr>
               <w:pStyle w:val="Compact"/>
-              <w:jc w:val="left"/>
+              <w:jc w:val="center"/>
             </w:pPr>
             <w:r>
               <w:rPr>
@@ -11312,7 +11930,7 @@
           <w:p>
             <w:pPr>
               <w:pStyle w:val="Compact"/>
-              <w:jc w:val="left"/>
+              <w:jc w:val="center"/>
             </w:pPr>
             <w:r>
               <w:rPr>
@@ -11339,7 +11957,7 @@
           <w:p>
             <w:pPr>
               <w:pStyle w:val="Compact"/>
-              <w:jc w:val="left"/>
+              <w:jc w:val="center"/>
             </w:pPr>
             <w:r>
               <w:rPr>
@@ -11354,7 +11972,7 @@
           <w:p>
             <w:pPr>
               <w:pStyle w:val="Compact"/>
-              <w:jc w:val="left"/>
+              <w:jc w:val="center"/>
             </w:pPr>
             <w:r>
               <w:rPr>
@@ -11427,8 +12045,8 @@
         <w:t xml:space="preserve">同多酸。</w:t>
       </w:r>
     </w:p>
-    <w:bookmarkEnd w:id="47"/>
-    <w:bookmarkStart w:id="48" w:name="重要化合物-2"/>
+    <w:bookmarkEnd w:id="53"/>
+    <w:bookmarkStart w:id="54" w:name="重要化合物-2"/>
     <w:p>
       <w:pPr>
         <w:pStyle w:val="Heading3"/>
@@ -11463,7 +12081,7 @@
           <w:p>
             <w:pPr>
               <w:pStyle w:val="Compact"/>
-              <w:jc w:val="left"/>
+              <w:jc w:val="center"/>
             </w:pPr>
             <w:r>
               <w:rPr>
@@ -11479,7 +12097,7 @@
           <w:p>
             <w:pPr>
               <w:pStyle w:val="Compact"/>
-              <w:jc w:val="left"/>
+              <w:jc w:val="center"/>
             </w:pPr>
             <w:r>
               <w:rPr>
@@ -11495,7 +12113,7 @@
           <w:p>
             <w:pPr>
               <w:pStyle w:val="Compact"/>
-              <w:jc w:val="left"/>
+              <w:jc w:val="center"/>
             </w:pPr>
             <w:r>
               <w:rPr>
@@ -11513,7 +12131,7 @@
           <w:p>
             <w:pPr>
               <w:pStyle w:val="Compact"/>
-              <w:jc w:val="left"/>
+              <w:jc w:val="center"/>
             </w:pPr>
             <w:r>
               <w:rPr>
@@ -11528,7 +12146,7 @@
           <w:p>
             <w:pPr>
               <w:pStyle w:val="Compact"/>
-              <w:jc w:val="left"/>
+              <w:jc w:val="center"/>
             </w:pPr>
             <w:r>
               <w:rPr>
@@ -11543,7 +12161,7 @@
           <w:p>
             <w:pPr>
               <w:pStyle w:val="Compact"/>
-              <w:jc w:val="left"/>
+              <w:jc w:val="center"/>
             </w:pPr>
             <w:r>
               <w:rPr>
@@ -11560,7 +12178,7 @@
           <w:p>
             <w:pPr>
               <w:pStyle w:val="Compact"/>
-              <w:jc w:val="left"/>
+              <w:jc w:val="center"/>
             </w:pPr>
             <w:r>
               <w:rPr>
@@ -11575,7 +12193,7 @@
           <w:p>
             <w:pPr>
               <w:pStyle w:val="Compact"/>
-              <w:jc w:val="left"/>
+              <w:jc w:val="center"/>
             </w:pPr>
             <w:r>
               <w:rPr>
@@ -11590,7 +12208,7 @@
           <w:p>
             <w:pPr>
               <w:pStyle w:val="Compact"/>
-              <w:jc w:val="left"/>
+              <w:jc w:val="center"/>
             </w:pPr>
             <w:r>
               <w:rPr>
@@ -11607,7 +12225,7 @@
           <w:p>
             <w:pPr>
               <w:pStyle w:val="Compact"/>
-              <w:jc w:val="left"/>
+              <w:jc w:val="center"/>
             </w:pPr>
             <w:r>
               <w:rPr>
@@ -11622,7 +12240,7 @@
           <w:p>
             <w:pPr>
               <w:pStyle w:val="Compact"/>
-              <w:jc w:val="left"/>
+              <w:jc w:val="center"/>
             </w:pPr>
             <w:r>
               <w:rPr>
@@ -11637,7 +12255,7 @@
           <w:p>
             <w:pPr>
               <w:pStyle w:val="Compact"/>
-              <w:jc w:val="left"/>
+              <w:jc w:val="center"/>
             </w:pPr>
             <w:r>
               <w:rPr>
@@ -11666,7 +12284,7 @@
           <w:p>
             <w:pPr>
               <w:pStyle w:val="Compact"/>
-              <w:jc w:val="left"/>
+              <w:jc w:val="center"/>
             </w:pPr>
             <w:r>
               <w:rPr>
@@ -11681,7 +12299,7 @@
           <w:p>
             <w:pPr>
               <w:pStyle w:val="Compact"/>
-              <w:jc w:val="left"/>
+              <w:jc w:val="center"/>
             </w:pPr>
             <w:r>
               <w:rPr>
@@ -11696,7 +12314,7 @@
           <w:p>
             <w:pPr>
               <w:pStyle w:val="Compact"/>
-              <w:jc w:val="left"/>
+              <w:jc w:val="center"/>
             </w:pPr>
             <w:r>
               <w:rPr>
@@ -11715,9 +12333,9 @@
         </w:pict>
       </w:r>
     </w:p>
-    <w:bookmarkEnd w:id="48"/>
-    <w:bookmarkEnd w:id="49"/>
-    <w:bookmarkStart w:id="53" w:name="六元素对比速查"/>
+    <w:bookmarkEnd w:id="54"/>
+    <w:bookmarkEnd w:id="55"/>
+    <w:bookmarkStart w:id="59" w:name="六元素对比速查"/>
     <w:p>
       <w:pPr>
         <w:pStyle w:val="Heading2"/>
@@ -11729,7 +12347,7 @@
         <w:t xml:space="preserve">六、元素对比速查</w:t>
       </w:r>
     </w:p>
-    <w:bookmarkStart w:id="50" w:name="ag-au-hg-核心性质对比"/>
+    <w:bookmarkStart w:id="56" w:name="ag-au-hg-核心性质对比"/>
     <w:p>
       <w:pPr>
         <w:pStyle w:val="Heading3"/>
@@ -11766,7 +12384,7 @@
           <w:p>
             <w:pPr>
               <w:pStyle w:val="Compact"/>
-              <w:jc w:val="left"/>
+              <w:jc w:val="center"/>
             </w:pPr>
             <w:r>
               <w:rPr>
@@ -11782,7 +12400,7 @@
           <w:p>
             <w:pPr>
               <w:pStyle w:val="Compact"/>
-              <w:jc w:val="left"/>
+              <w:jc w:val="center"/>
             </w:pPr>
             <w:r>
               <w:rPr>
@@ -11798,7 +12416,7 @@
           <w:p>
             <w:pPr>
               <w:pStyle w:val="Compact"/>
-              <w:jc w:val="left"/>
+              <w:jc w:val="center"/>
             </w:pPr>
             <w:r>
               <w:rPr>
@@ -11814,7 +12432,7 @@
           <w:p>
             <w:pPr>
               <w:pStyle w:val="Compact"/>
-              <w:jc w:val="left"/>
+              <w:jc w:val="center"/>
             </w:pPr>
             <w:r>
               <w:rPr>
@@ -11832,7 +12450,7 @@
           <w:p>
             <w:pPr>
               <w:pStyle w:val="Compact"/>
-              <w:jc w:val="left"/>
+              <w:jc w:val="center"/>
             </w:pPr>
             <w:r>
               <w:rPr>
@@ -11847,7 +12465,7 @@
           <w:p>
             <w:pPr>
               <w:pStyle w:val="Compact"/>
-              <w:jc w:val="left"/>
+              <w:jc w:val="center"/>
             </w:pPr>
             <w:r>
               <w:rPr>
@@ -11862,7 +12480,7 @@
           <w:p>
             <w:pPr>
               <w:pStyle w:val="Compact"/>
-              <w:jc w:val="left"/>
+              <w:jc w:val="center"/>
             </w:pPr>
             <w:r>
               <w:rPr>
@@ -11877,7 +12495,7 @@
           <w:p>
             <w:pPr>
               <w:pStyle w:val="Compact"/>
-              <w:jc w:val="left"/>
+              <w:jc w:val="center"/>
             </w:pPr>
             <w:r>
               <w:rPr>
@@ -11894,7 +12512,7 @@
           <w:p>
             <w:pPr>
               <w:pStyle w:val="Compact"/>
-              <w:jc w:val="left"/>
+              <w:jc w:val="center"/>
             </w:pPr>
             <w:r>
               <w:rPr>
@@ -11909,7 +12527,7 @@
           <w:p>
             <w:pPr>
               <w:pStyle w:val="Compact"/>
-              <w:jc w:val="left"/>
+              <w:jc w:val="center"/>
             </w:pPr>
             <w:r>
               <w:rPr>
@@ -11924,7 +12542,7 @@
           <w:p>
             <w:pPr>
               <w:pStyle w:val="Compact"/>
-              <w:jc w:val="left"/>
+              <w:jc w:val="center"/>
             </w:pPr>
             <w:r>
               <w:rPr>
@@ -11939,7 +12557,7 @@
           <w:p>
             <w:pPr>
               <w:pStyle w:val="Compact"/>
-              <w:jc w:val="left"/>
+              <w:jc w:val="center"/>
             </w:pPr>
             <w:r>
               <w:rPr>
@@ -11968,7 +12586,7 @@
           <w:p>
             <w:pPr>
               <w:pStyle w:val="Compact"/>
-              <w:jc w:val="left"/>
+              <w:jc w:val="center"/>
             </w:pPr>
             <w:r>
               <w:rPr>
@@ -11983,7 +12601,7 @@
           <w:p>
             <w:pPr>
               <w:pStyle w:val="Compact"/>
-              <w:jc w:val="left"/>
+              <w:jc w:val="center"/>
             </w:pPr>
             <w:r>
               <w:rPr>
@@ -11998,7 +12616,7 @@
           <w:p>
             <w:pPr>
               <w:pStyle w:val="Compact"/>
-              <w:jc w:val="left"/>
+              <w:jc w:val="center"/>
             </w:pPr>
             <w:r>
               <w:rPr>
@@ -12013,7 +12631,7 @@
           <w:p>
             <w:pPr>
               <w:pStyle w:val="Compact"/>
-              <w:jc w:val="left"/>
+              <w:jc w:val="center"/>
             </w:pPr>
             <w:r>
               <w:rPr>
@@ -12030,7 +12648,7 @@
           <w:p>
             <w:pPr>
               <w:pStyle w:val="Compact"/>
-              <w:jc w:val="left"/>
+              <w:jc w:val="center"/>
             </w:pPr>
             <w:r>
               <w:rPr>
@@ -12045,7 +12663,7 @@
           <w:p>
             <w:pPr>
               <w:pStyle w:val="Compact"/>
-              <w:jc w:val="left"/>
+              <w:jc w:val="center"/>
             </w:pPr>
             <w:r>
               <w:rPr>
@@ -12066,7 +12684,7 @@
           <w:p>
             <w:pPr>
               <w:pStyle w:val="Compact"/>
-              <w:jc w:val="left"/>
+              <w:jc w:val="center"/>
             </w:pPr>
             <w:r>
               <w:rPr>
@@ -12081,7 +12699,7 @@
           <w:p>
             <w:pPr>
               <w:pStyle w:val="Compact"/>
-              <w:jc w:val="left"/>
+              <w:jc w:val="center"/>
             </w:pPr>
             <w:r>
               <w:rPr>
@@ -12104,7 +12722,7 @@
           <w:p>
             <w:pPr>
               <w:pStyle w:val="Compact"/>
-              <w:jc w:val="left"/>
+              <w:jc w:val="center"/>
             </w:pPr>
             <w:r>
               <w:rPr>
@@ -12119,7 +12737,7 @@
           <w:p>
             <w:pPr>
               <w:pStyle w:val="Compact"/>
-              <w:jc w:val="left"/>
+              <w:jc w:val="center"/>
             </w:pPr>
             <w:r>
               <w:rPr>
@@ -12146,7 +12764,7 @@
           <w:p>
             <w:pPr>
               <w:pStyle w:val="Compact"/>
-              <w:jc w:val="left"/>
+              <w:jc w:val="center"/>
             </w:pPr>
             <w:r>
               <w:rPr>
@@ -12173,7 +12791,7 @@
           <w:p>
             <w:pPr>
               <w:pStyle w:val="Compact"/>
-              <w:jc w:val="left"/>
+              <w:jc w:val="center"/>
             </w:pPr>
             <w:r>
               <w:rPr>
@@ -12202,7 +12820,7 @@
           <w:p>
             <w:pPr>
               <w:pStyle w:val="Compact"/>
-              <w:jc w:val="left"/>
+              <w:jc w:val="center"/>
             </w:pPr>
             <w:r>
               <w:rPr>
@@ -12217,7 +12835,7 @@
           <w:p>
             <w:pPr>
               <w:pStyle w:val="Compact"/>
-              <w:jc w:val="left"/>
+              <w:jc w:val="center"/>
             </w:pPr>
             <w:r>
               <w:rPr>
@@ -12232,7 +12850,7 @@
           <w:p>
             <w:pPr>
               <w:pStyle w:val="Compact"/>
-              <w:jc w:val="left"/>
+              <w:jc w:val="center"/>
             </w:pPr>
             <w:r>
               <w:rPr>
@@ -12247,7 +12865,7 @@
           <w:p>
             <w:pPr>
               <w:pStyle w:val="Compact"/>
-              <w:jc w:val="left"/>
+              <w:jc w:val="center"/>
             </w:pPr>
             <w:r>
               <w:rPr>
@@ -12264,7 +12882,7 @@
           <w:p>
             <w:pPr>
               <w:pStyle w:val="Compact"/>
-              <w:jc w:val="left"/>
+              <w:jc w:val="center"/>
             </w:pPr>
             <w:r>
               <w:rPr>
@@ -12279,7 +12897,7 @@
           <w:p>
             <w:pPr>
               <w:pStyle w:val="Compact"/>
-              <w:jc w:val="left"/>
+              <w:jc w:val="center"/>
             </w:pPr>
             <w:r>
               <w:rPr>
@@ -12294,7 +12912,7 @@
           <w:p>
             <w:pPr>
               <w:pStyle w:val="Compact"/>
-              <w:jc w:val="left"/>
+              <w:jc w:val="center"/>
             </w:pPr>
             <w:r>
               <w:rPr>
@@ -12309,7 +12927,7 @@
           <w:p>
             <w:pPr>
               <w:pStyle w:val="Compact"/>
-              <w:jc w:val="left"/>
+              <w:jc w:val="center"/>
             </w:pPr>
             <w:r>
               <w:rPr>
@@ -12321,8 +12939,8 @@
         </w:tc>
       </w:tr>
     </w:tbl>
-    <w:bookmarkEnd w:id="50"/>
-    <w:bookmarkStart w:id="51" w:name="卤化银-vs-汞的卤化物对比"/>
+    <w:bookmarkEnd w:id="56"/>
+    <w:bookmarkStart w:id="57" w:name="卤化银-vs-汞的卤化物对比"/>
     <w:p>
       <w:pPr>
         <w:pStyle w:val="Heading3"/>
@@ -12368,7 +12986,7 @@
           <w:p>
             <w:pPr>
               <w:pStyle w:val="Compact"/>
-              <w:jc w:val="left"/>
+              <w:jc w:val="center"/>
             </w:pPr>
             <w:r>
               <w:rPr>
@@ -12384,7 +13002,7 @@
           <w:p>
             <w:pPr>
               <w:pStyle w:val="Compact"/>
-              <w:jc w:val="left"/>
+              <w:jc w:val="center"/>
             </w:pPr>
             <w:r>
               <w:rPr>
@@ -12400,7 +13018,7 @@
           <w:p>
             <w:pPr>
               <w:pStyle w:val="Compact"/>
-              <w:jc w:val="left"/>
+              <w:jc w:val="center"/>
             </w:pPr>
             <w:r>
               <w:rPr>
@@ -12416,7 +13034,7 @@
           <w:p>
             <w:pPr>
               <w:pStyle w:val="Compact"/>
-              <w:jc w:val="left"/>
+              <w:jc w:val="center"/>
             </w:pPr>
             <w:r>
               <w:rPr>
@@ -12434,7 +13052,7 @@
           <w:p>
             <w:pPr>
               <w:pStyle w:val="Compact"/>
-              <w:jc w:val="left"/>
+              <w:jc w:val="center"/>
             </w:pPr>
             <w:r>
               <w:rPr>
@@ -12449,7 +13067,7 @@
           <w:p>
             <w:pPr>
               <w:pStyle w:val="Compact"/>
-              <w:jc w:val="left"/>
+              <w:jc w:val="center"/>
             </w:pPr>
             <w:r>
               <w:rPr>
@@ -12464,7 +13082,7 @@
           <w:p>
             <w:pPr>
               <w:pStyle w:val="Compact"/>
-              <w:jc w:val="left"/>
+              <w:jc w:val="center"/>
             </w:pPr>
             <w:r>
               <w:rPr>
@@ -12479,7 +13097,7 @@
           <w:p>
             <w:pPr>
               <w:pStyle w:val="Compact"/>
-              <w:jc w:val="left"/>
+              <w:jc w:val="center"/>
             </w:pPr>
             <w:r>
               <w:rPr>
@@ -12496,7 +13114,7 @@
           <w:p>
             <w:pPr>
               <w:pStyle w:val="Compact"/>
-              <w:jc w:val="left"/>
+              <w:jc w:val="center"/>
             </w:pPr>
             <w:r>
               <w:rPr>
@@ -12511,7 +13129,7 @@
           <w:p>
             <w:pPr>
               <w:pStyle w:val="Compact"/>
-              <w:jc w:val="left"/>
+              <w:jc w:val="center"/>
             </w:pPr>
             <w:r>
               <w:rPr>
@@ -12534,7 +13152,7 @@
           <w:p>
             <w:pPr>
               <w:pStyle w:val="Compact"/>
-              <w:jc w:val="left"/>
+              <w:jc w:val="center"/>
             </w:pPr>
             <w:r>
               <w:rPr>
@@ -12569,7 +13187,7 @@
           <w:p>
             <w:pPr>
               <w:pStyle w:val="Compact"/>
-              <w:jc w:val="left"/>
+              <w:jc w:val="center"/>
             </w:pPr>
             <w:r>
               <w:rPr>
@@ -12592,7 +13210,7 @@
           <w:p>
             <w:pPr>
               <w:pStyle w:val="Compact"/>
-              <w:jc w:val="left"/>
+              <w:jc w:val="center"/>
             </w:pPr>
             <w:r>
               <w:rPr>
@@ -12607,7 +13225,7 @@
           <w:p>
             <w:pPr>
               <w:pStyle w:val="Compact"/>
-              <w:jc w:val="left"/>
+              <w:jc w:val="center"/>
             </w:pPr>
             <w:r>
               <w:rPr>
@@ -12622,7 +13240,7 @@
           <w:p>
             <w:pPr>
               <w:pStyle w:val="Compact"/>
-              <w:jc w:val="left"/>
+              <w:jc w:val="center"/>
             </w:pPr>
             <w:r>
               <w:rPr>
@@ -12637,7 +13255,7 @@
           <w:p>
             <w:pPr>
               <w:pStyle w:val="Compact"/>
-              <w:jc w:val="left"/>
+              <w:jc w:val="center"/>
             </w:pPr>
             <w:r>
               <w:rPr>
@@ -12654,7 +13272,7 @@
           <w:p>
             <w:pPr>
               <w:pStyle w:val="Compact"/>
-              <w:jc w:val="left"/>
+              <w:jc w:val="center"/>
             </w:pPr>
             <w:r>
               <w:rPr>
@@ -12669,7 +13287,7 @@
           <w:p>
             <w:pPr>
               <w:pStyle w:val="Compact"/>
-              <w:jc w:val="left"/>
+              <w:jc w:val="center"/>
             </w:pPr>
             <w:r>
               <w:rPr>
@@ -12696,7 +13314,7 @@
           <w:p>
             <w:pPr>
               <w:pStyle w:val="Compact"/>
-              <w:jc w:val="left"/>
+              <w:jc w:val="center"/>
             </w:pPr>
             <w:r>
               <w:rPr>
@@ -12711,7 +13329,7 @@
           <w:p>
             <w:pPr>
               <w:pStyle w:val="Compact"/>
-              <w:jc w:val="left"/>
+              <w:jc w:val="center"/>
             </w:pPr>
             <w:r>
               <w:rPr>
@@ -12728,7 +13346,7 @@
           <w:p>
             <w:pPr>
               <w:pStyle w:val="Compact"/>
-              <w:jc w:val="left"/>
+              <w:jc w:val="center"/>
             </w:pPr>
             <w:r>
               <w:rPr>
@@ -12743,7 +13361,7 @@
           <w:p>
             <w:pPr>
               <w:pStyle w:val="Compact"/>
-              <w:jc w:val="left"/>
+              <w:jc w:val="center"/>
             </w:pPr>
             <w:r>
               <w:rPr>
@@ -12758,7 +13376,7 @@
           <w:p>
             <w:pPr>
               <w:pStyle w:val="Compact"/>
-              <w:jc w:val="left"/>
+              <w:jc w:val="center"/>
             </w:pPr>
             <w:r>
               <w:rPr>
@@ -12773,7 +13391,7 @@
           <w:p>
             <w:pPr>
               <w:pStyle w:val="Compact"/>
-              <w:jc w:val="left"/>
+              <w:jc w:val="center"/>
             </w:pPr>
             <w:r>
               <w:rPr>
@@ -12785,8 +13403,8 @@
         </w:tc>
       </w:tr>
     </w:tbl>
-    <w:bookmarkEnd w:id="51"/>
-    <w:bookmarkStart w:id="52" w:name="同多酸-vs-杂多酸对比"/>
+    <w:bookmarkEnd w:id="57"/>
+    <w:bookmarkStart w:id="58" w:name="同多酸-vs-杂多酸对比"/>
     <w:p>
       <w:pPr>
         <w:pStyle w:val="Heading3"/>
@@ -12831,7 +13449,7 @@
           <w:p>
             <w:pPr>
               <w:pStyle w:val="Compact"/>
-              <w:jc w:val="left"/>
+              <w:jc w:val="center"/>
             </w:pPr>
             <w:r>
               <w:rPr>
@@ -12847,7 +13465,7 @@
           <w:p>
             <w:pPr>
               <w:pStyle w:val="Compact"/>
-              <w:jc w:val="left"/>
+              <w:jc w:val="center"/>
             </w:pPr>
             <w:r>
               <w:rPr>
@@ -12863,7 +13481,7 @@
           <w:p>
             <w:pPr>
               <w:pStyle w:val="Compact"/>
-              <w:jc w:val="left"/>
+              <w:jc w:val="center"/>
             </w:pPr>
             <w:r>
               <w:rPr>
@@ -12881,7 +13499,7 @@
           <w:p>
             <w:pPr>
               <w:pStyle w:val="Compact"/>
-              <w:jc w:val="left"/>
+              <w:jc w:val="center"/>
             </w:pPr>
             <w:r>
               <w:rPr>
@@ -12896,7 +13514,7 @@
           <w:p>
             <w:pPr>
               <w:pStyle w:val="Compact"/>
-              <w:jc w:val="left"/>
+              <w:jc w:val="center"/>
             </w:pPr>
             <w:r>
               <w:rPr>
@@ -12911,7 +13529,7 @@
           <w:p>
             <w:pPr>
               <w:pStyle w:val="Compact"/>
-              <w:jc w:val="left"/>
+              <w:jc w:val="center"/>
             </w:pPr>
             <w:r>
               <w:rPr>
@@ -12952,7 +13570,7 @@
           <w:p>
             <w:pPr>
               <w:pStyle w:val="Compact"/>
-              <w:jc w:val="left"/>
+              <w:jc w:val="center"/>
             </w:pPr>
             <w:r>
               <w:rPr>
@@ -12973,7 +13591,7 @@
           <w:p>
             <w:pPr>
               <w:pStyle w:val="Compact"/>
-              <w:jc w:val="left"/>
+              <w:jc w:val="center"/>
             </w:pPr>
             <w:r>
               <w:rPr>
@@ -12988,7 +13606,7 @@
           <w:p>
             <w:pPr>
               <w:pStyle w:val="Compact"/>
-              <w:jc w:val="left"/>
+              <w:jc w:val="center"/>
             </w:pPr>
             <w:r>
               <w:rPr>
@@ -13005,7 +13623,7 @@
           <w:p>
             <w:pPr>
               <w:pStyle w:val="Compact"/>
-              <w:jc w:val="left"/>
+              <w:jc w:val="center"/>
             </w:pPr>
             <w:r>
               <w:rPr>
@@ -13026,7 +13644,7 @@
           <w:p>
             <w:pPr>
               <w:pStyle w:val="Compact"/>
-              <w:jc w:val="left"/>
+              <w:jc w:val="center"/>
             </w:pPr>
             <w:r>
               <w:rPr>
@@ -13041,7 +13659,7 @@
           <w:p>
             <w:pPr>
               <w:pStyle w:val="Compact"/>
-              <w:jc w:val="left"/>
+              <w:jc w:val="center"/>
             </w:pPr>
             <w:r>
               <w:rPr>
@@ -13070,7 +13688,7 @@
           <w:p>
             <w:pPr>
               <w:pStyle w:val="Compact"/>
-              <w:jc w:val="left"/>
+              <w:jc w:val="center"/>
             </w:pPr>
             <w:r>
               <w:rPr>
@@ -13085,7 +13703,7 @@
           <w:p>
             <w:pPr>
               <w:pStyle w:val="Compact"/>
-              <w:jc w:val="left"/>
+              <w:jc w:val="center"/>
             </w:pPr>
             <w:r>
               <w:rPr>
@@ -13112,7 +13730,7 @@
           <w:p>
             <w:pPr>
               <w:pStyle w:val="Compact"/>
-              <w:jc w:val="left"/>
+              <w:jc w:val="center"/>
             </w:pPr>
             <w:r>
               <w:rPr>
@@ -13141,7 +13759,7 @@
           <w:p>
             <w:pPr>
               <w:pStyle w:val="Compact"/>
-              <w:jc w:val="left"/>
+              <w:jc w:val="center"/>
             </w:pPr>
             <w:r>
               <w:rPr>
@@ -13156,7 +13774,7 @@
           <w:p>
             <w:pPr>
               <w:pStyle w:val="Compact"/>
-              <w:jc w:val="left"/>
+              <w:jc w:val="center"/>
             </w:pPr>
             <w:r>
               <w:rPr>
@@ -13171,7 +13789,7 @@
           <w:p>
             <w:pPr>
               <w:pStyle w:val="Compact"/>
-              <w:jc w:val="left"/>
+              <w:jc w:val="center"/>
             </w:pPr>
             <w:r>
               <w:rPr>
@@ -13202,9 +13820,9 @@
         </w:pict>
       </w:r>
     </w:p>
-    <w:bookmarkEnd w:id="52"/>
-    <w:bookmarkEnd w:id="53"/>
-    <w:bookmarkStart w:id="60" w:name="七典型例题"/>
+    <w:bookmarkEnd w:id="58"/>
+    <w:bookmarkEnd w:id="59"/>
+    <w:bookmarkStart w:id="66" w:name="七典型例题"/>
     <w:p>
       <w:pPr>
         <w:pStyle w:val="Heading2"/>
@@ -13216,7 +13834,7 @@
         <w:t xml:space="preserve">七、典型例题</w:t>
       </w:r>
     </w:p>
-    <w:bookmarkStart w:id="54" w:name="例1-ag-的感光性与卤化银溶解行为"/>
+    <w:bookmarkStart w:id="60" w:name="例1-ag-的感光性与卤化银溶解行为"/>
     <w:p>
       <w:pPr>
         <w:pStyle w:val="Heading3"/>
@@ -13568,6 +14186,12 @@
       <m:oMathPara>
         <m:oMathParaPr>
           <m:jc m:val="center"/>
+          <m:ctrlPr>
+            <w:rPr>
+              <w:sz w:val="28"/>
+              <w:szCs w:val="28"/>
+            </w:rPr>
+          </m:ctrlPr>
         </m:oMathParaPr>
         <m:oMath>
           <m:r>
@@ -13738,6 +14362,14 @@
         <w:t xml:space="preserve"> </w:t>
       </w:r>
       <m:oMath>
+        <m:oMathPr>
+          <m:ctrlPr>
+            <w:rPr>
+              <w:sz w:val="28"/>
+              <w:szCs w:val="28"/>
+            </w:rPr>
+          </m:ctrlPr>
+        </m:oMathPr>
         <m:r>
           <m:t>5.0</m:t>
         </m:r>
@@ -13791,6 +14423,14 @@
         <w:t xml:space="preserve"> </w:t>
       </w:r>
       <m:oMath>
+        <m:oMathPr>
+          <m:ctrlPr>
+            <w:rPr>
+              <w:sz w:val="28"/>
+              <w:szCs w:val="28"/>
+            </w:rPr>
+          </m:ctrlPr>
+        </m:oMathPr>
         <m:r>
           <m:t>1.8</m:t>
         </m:r>
@@ -13934,6 +14574,12 @@
       <m:oMathPara>
         <m:oMathParaPr>
           <m:jc m:val="center"/>
+          <m:ctrlPr>
+            <w:rPr>
+              <w:sz w:val="28"/>
+              <w:szCs w:val="28"/>
+            </w:rPr>
+          </m:ctrlPr>
         </m:oMathParaPr>
         <m:oMath>
           <m:r>
@@ -14169,8 +14815,8 @@
         </w:pict>
       </w:r>
     </w:p>
-    <w:bookmarkEnd w:id="54"/>
-    <w:bookmarkStart w:id="55" w:name="例2-王水溶金原理"/>
+    <w:bookmarkEnd w:id="60"/>
+    <w:bookmarkStart w:id="61" w:name="例2-王水溶金原理"/>
     <w:p>
       <w:pPr>
         <w:pStyle w:val="Heading3"/>
@@ -14548,6 +15194,12 @@
       <m:oMathPara>
         <m:oMathParaPr>
           <m:jc m:val="center"/>
+          <m:ctrlPr>
+            <w:rPr>
+              <w:sz w:val="28"/>
+              <w:szCs w:val="28"/>
+            </w:rPr>
+          </m:ctrlPr>
         </m:oMathParaPr>
         <m:oMath>
           <m:r>
@@ -14779,8 +15431,8 @@
         </w:pict>
       </w:r>
     </w:p>
-    <w:bookmarkEnd w:id="55"/>
-    <w:bookmarkStart w:id="56" w:name="例3-hg₂²-不歧化-vs-cu-歧化对比分析"/>
+    <w:bookmarkEnd w:id="61"/>
+    <w:bookmarkStart w:id="62" w:name="例3-hg₂²-不歧化-vs-cu-歧化对比分析"/>
     <w:p>
       <w:pPr>
         <w:pStyle w:val="Heading3"/>
@@ -15074,6 +15726,12 @@
       <m:oMathPara>
         <m:oMathParaPr>
           <m:jc m:val="center"/>
+          <m:ctrlPr>
+            <w:rPr>
+              <w:sz w:val="28"/>
+              <w:szCs w:val="28"/>
+            </w:rPr>
+          </m:ctrlPr>
         </m:oMathParaPr>
         <m:oMath>
           <m:r>
@@ -15297,6 +15955,12 @@
       <m:oMathPara>
         <m:oMathParaPr>
           <m:jc m:val="center"/>
+          <m:ctrlPr>
+            <w:rPr>
+              <w:sz w:val="28"/>
+              <w:szCs w:val="28"/>
+            </w:rPr>
+          </m:ctrlPr>
         </m:oMathParaPr>
         <m:oMath>
           <m:sSubSup>
@@ -15532,6 +16196,12 @@
       <m:oMathPara>
         <m:oMathParaPr>
           <m:jc m:val="center"/>
+          <m:ctrlPr>
+            <w:rPr>
+              <w:sz w:val="28"/>
+              <w:szCs w:val="28"/>
+            </w:rPr>
+          </m:ctrlPr>
         </m:oMathParaPr>
         <m:oMath>
           <m:sSubSup>
@@ -15836,8 +16506,8 @@
         </w:pict>
       </w:r>
     </w:p>
-    <w:bookmarkEnd w:id="56"/>
-    <w:bookmarkStart w:id="57" w:name="例4-同多酸-vs-杂多酸区分判断"/>
+    <w:bookmarkEnd w:id="62"/>
+    <w:bookmarkStart w:id="63" w:name="例4-同多酸-vs-杂多酸区分判断"/>
     <w:p>
       <w:pPr>
         <w:pStyle w:val="Heading3"/>
@@ -16289,8 +16959,8 @@
         </w:pict>
       </w:r>
     </w:p>
-    <w:bookmarkEnd w:id="57"/>
-    <w:bookmarkStart w:id="58" w:name="例5-agcl-与-hg₂cl₂-的鉴别"/>
+    <w:bookmarkEnd w:id="63"/>
+    <w:bookmarkStart w:id="64" w:name="例5-agcl-与-hg₂cl₂-的鉴别"/>
     <w:p>
       <w:pPr>
         <w:pStyle w:val="Heading3"/>
@@ -16498,6 +17168,12 @@
       <m:oMathPara>
         <m:oMathParaPr>
           <m:jc m:val="center"/>
+          <m:ctrlPr>
+            <w:rPr>
+              <w:sz w:val="28"/>
+              <w:szCs w:val="28"/>
+            </w:rPr>
+          </m:ctrlPr>
         </m:oMathParaPr>
         <m:oMath>
           <m:r>
@@ -16736,6 +17412,12 @@
       <m:oMathPara>
         <m:oMathParaPr>
           <m:jc m:val="center"/>
+          <m:ctrlPr>
+            <w:rPr>
+              <w:sz w:val="28"/>
+              <w:szCs w:val="28"/>
+            </w:rPr>
+          </m:ctrlPr>
         </m:oMathParaPr>
         <m:oMath>
           <m:sSub>
@@ -16968,8 +17650,8 @@
         </w:pict>
       </w:r>
     </w:p>
-    <w:bookmarkEnd w:id="58"/>
-    <w:bookmarkStart w:id="59" w:name="例6-汞的毒性及安全防护"/>
+    <w:bookmarkEnd w:id="64"/>
+    <w:bookmarkStart w:id="65" w:name="例6-汞的毒性及安全防护"/>
     <w:p>
       <w:pPr>
         <w:pStyle w:val="Heading3"/>
@@ -17159,6 +17841,12 @@
       <m:oMathPara>
         <m:oMathParaPr>
           <m:jc m:val="center"/>
+          <m:ctrlPr>
+            <w:rPr>
+              <w:sz w:val="28"/>
+              <w:szCs w:val="28"/>
+            </w:rPr>
+          </m:ctrlPr>
         </m:oMathParaPr>
         <m:oMath>
           <m:r>
@@ -17258,9 +17946,9 @@
         </w:pict>
       </w:r>
     </w:p>
-    <w:bookmarkEnd w:id="59"/>
-    <w:bookmarkEnd w:id="60"/>
-    <w:bookmarkStart w:id="61" w:name="八常见误区"/>
+    <w:bookmarkEnd w:id="65"/>
+    <w:bookmarkEnd w:id="66"/>
+    <w:bookmarkStart w:id="67" w:name="八常见误区"/>
     <w:p>
       <w:pPr>
         <w:pStyle w:val="Heading2"/>
@@ -17309,7 +17997,7 @@
           <w:p>
             <w:pPr>
               <w:pStyle w:val="Compact"/>
-              <w:jc w:val="left"/>
+              <w:jc w:val="center"/>
             </w:pPr>
             <w:r>
               <w:rPr>
@@ -17325,7 +18013,7 @@
           <w:p>
             <w:pPr>
               <w:pStyle w:val="Compact"/>
-              <w:jc w:val="left"/>
+              <w:jc w:val="center"/>
             </w:pPr>
             <w:r>
               <w:rPr>
@@ -17358,7 +18046,7 @@
           <w:p>
             <w:pPr>
               <w:pStyle w:val="Compact"/>
-              <w:jc w:val="left"/>
+              <w:jc w:val="center"/>
             </w:pPr>
             <w:r>
               <w:rPr>
@@ -17373,7 +18061,7 @@
           <w:p>
             <w:pPr>
               <w:pStyle w:val="Compact"/>
-              <w:jc w:val="left"/>
+              <w:jc w:val="center"/>
             </w:pPr>
             <w:r>
               <w:rPr>
@@ -17471,7 +18159,7 @@
           <w:p>
             <w:pPr>
               <w:pStyle w:val="Compact"/>
-              <w:jc w:val="left"/>
+              <w:jc w:val="center"/>
             </w:pPr>
             <w:r>
               <w:rPr>
@@ -17498,7 +18186,7 @@
           <w:p>
             <w:pPr>
               <w:pStyle w:val="Compact"/>
-              <w:jc w:val="left"/>
+              <w:jc w:val="center"/>
             </w:pPr>
             <w:r>
               <w:rPr>
@@ -17578,7 +18266,7 @@
           <w:p>
             <w:pPr>
               <w:pStyle w:val="Compact"/>
-              <w:jc w:val="left"/>
+              <w:jc w:val="center"/>
             </w:pPr>
             <w:r>
               <w:rPr>
@@ -17617,7 +18305,7 @@
           <w:p>
             <w:pPr>
               <w:pStyle w:val="Compact"/>
-              <w:jc w:val="left"/>
+              <w:jc w:val="center"/>
             </w:pPr>
             <w:r>
               <w:rPr>
@@ -17697,7 +18385,7 @@
           <w:p>
             <w:pPr>
               <w:pStyle w:val="Compact"/>
-              <w:jc w:val="left"/>
+              <w:jc w:val="center"/>
             </w:pPr>
             <w:r>
               <w:rPr>
@@ -17736,7 +18424,7 @@
           <w:p>
             <w:pPr>
               <w:pStyle w:val="Compact"/>
-              <w:jc w:val="left"/>
+              <w:jc w:val="center"/>
             </w:pPr>
             <w:r>
               <w:rPr>
@@ -17800,7 +18488,7 @@
           <w:p>
             <w:pPr>
               <w:pStyle w:val="Compact"/>
-              <w:jc w:val="left"/>
+              <w:jc w:val="center"/>
             </w:pPr>
             <w:r>
               <w:rPr>
@@ -17851,7 +18539,7 @@
           <w:p>
             <w:pPr>
               <w:pStyle w:val="Compact"/>
-              <w:jc w:val="left"/>
+              <w:jc w:val="center"/>
             </w:pPr>
             <w:r>
               <w:rPr>
@@ -17913,7 +18601,7 @@
           <w:p>
             <w:pPr>
               <w:pStyle w:val="Compact"/>
-              <w:jc w:val="left"/>
+              <w:jc w:val="center"/>
             </w:pPr>
             <w:r>
               <w:rPr>
@@ -17928,7 +18616,7 @@
           <w:p>
             <w:pPr>
               <w:pStyle w:val="Compact"/>
-              <w:jc w:val="left"/>
+              <w:jc w:val="center"/>
             </w:pPr>
             <w:r>
               <w:rPr>
@@ -17972,7 +18660,7 @@
           <w:p>
             <w:pPr>
               <w:pStyle w:val="Compact"/>
-              <w:jc w:val="left"/>
+              <w:jc w:val="center"/>
             </w:pPr>
             <w:r>
               <w:rPr>
@@ -17999,7 +18687,7 @@
           <w:p>
             <w:pPr>
               <w:pStyle w:val="Compact"/>
-              <w:jc w:val="left"/>
+              <w:jc w:val="center"/>
             </w:pPr>
             <w:r>
               <w:rPr>
@@ -18049,7 +18737,7 @@
           <w:p>
             <w:pPr>
               <w:pStyle w:val="Compact"/>
-              <w:jc w:val="left"/>
+              <w:jc w:val="center"/>
             </w:pPr>
             <w:r>
               <w:rPr>
@@ -18076,7 +18764,7 @@
           <w:p>
             <w:pPr>
               <w:pStyle w:val="Compact"/>
-              <w:jc w:val="left"/>
+              <w:jc w:val="center"/>
             </w:pPr>
             <w:r>
               <w:rPr>
@@ -18126,7 +18814,7 @@
           <w:p>
             <w:pPr>
               <w:pStyle w:val="Compact"/>
-              <w:jc w:val="left"/>
+              <w:jc w:val="center"/>
             </w:pPr>
             <w:r>
               <w:rPr>
@@ -18165,7 +18853,7 @@
           <w:p>
             <w:pPr>
               <w:pStyle w:val="Compact"/>
-              <w:jc w:val="left"/>
+              <w:jc w:val="center"/>
             </w:pPr>
             <w:r>
               <w:rPr>
@@ -18208,8 +18896,8 @@
         </w:pict>
       </w:r>
     </w:p>
-    <w:bookmarkEnd w:id="61"/>
-    <w:bookmarkStart w:id="66" w:name="九方法总结"/>
+    <w:bookmarkEnd w:id="67"/>
+    <w:bookmarkStart w:id="72" w:name="九方法总结"/>
     <w:p>
       <w:pPr>
         <w:pStyle w:val="Heading2"/>
@@ -18221,7 +18909,7 @@
         <w:t xml:space="preserve">九、方法总结</w:t>
       </w:r>
     </w:p>
-    <w:bookmarkStart w:id="62" w:name="推断题解题流程图"/>
+    <w:bookmarkStart w:id="68" w:name="推断题解题流程图"/>
     <w:p>
       <w:pPr>
         <w:pStyle w:val="Heading3"/>
@@ -18529,8 +19217,8 @@
         <w:t xml:space="preserve"> → Mo/W</w:t>
       </w:r>
     </w:p>
-    <w:bookmarkEnd w:id="62"/>
-    <w:bookmarkStart w:id="63" w:name="歧化-不歧化速查"/>
+    <w:bookmarkEnd w:id="68"/>
+    <w:bookmarkStart w:id="69" w:name="歧化-不歧化速查"/>
     <w:p>
       <w:pPr>
         <w:pStyle w:val="Heading3"/>
@@ -18576,7 +19264,7 @@
           <w:p>
             <w:pPr>
               <w:pStyle w:val="Compact"/>
-              <w:jc w:val="left"/>
+              <w:jc w:val="center"/>
             </w:pPr>
             <w:r>
               <w:rPr>
@@ -18608,7 +19296,7 @@
           <w:p>
             <w:pPr>
               <w:pStyle w:val="Compact"/>
-              <w:jc w:val="left"/>
+              <w:jc w:val="center"/>
             </w:pPr>
             <w:r>
               <w:rPr>
@@ -18624,7 +19312,7 @@
           <w:p>
             <w:pPr>
               <w:pStyle w:val="Compact"/>
-              <w:jc w:val="left"/>
+              <w:jc w:val="center"/>
             </w:pPr>
             <w:r>
               <w:rPr>
@@ -18642,7 +19330,7 @@
           <w:p>
             <w:pPr>
               <w:pStyle w:val="Compact"/>
-              <w:jc w:val="left"/>
+              <w:jc w:val="center"/>
             </w:pPr>
             <w:r>
               <w:rPr>
@@ -18674,7 +19362,7 @@
           <w:p>
             <w:pPr>
               <w:pStyle w:val="Compact"/>
-              <w:jc w:val="left"/>
+              <w:jc w:val="center"/>
             </w:pPr>
             <w:r>
               <w:rPr>
@@ -18689,7 +19377,7 @@
           <w:p>
             <w:pPr>
               <w:pStyle w:val="Compact"/>
-              <w:jc w:val="left"/>
+              <w:jc w:val="center"/>
             </w:pPr>
             <w:r>
               <w:rPr>
@@ -18706,7 +19394,7 @@
           <w:p>
             <w:pPr>
               <w:pStyle w:val="Compact"/>
-              <w:jc w:val="left"/>
+              <w:jc w:val="center"/>
             </w:pPr>
             <w:r>
               <w:rPr>
@@ -18738,7 +19426,7 @@
           <w:p>
             <w:pPr>
               <w:pStyle w:val="Compact"/>
-              <w:jc w:val="left"/>
+              <w:jc w:val="center"/>
             </w:pPr>
             <w:r>
               <w:rPr>
@@ -18753,7 +19441,7 @@
           <w:p>
             <w:pPr>
               <w:pStyle w:val="Compact"/>
-              <w:jc w:val="left"/>
+              <w:jc w:val="center"/>
             </w:pPr>
             <w:r>
               <w:rPr>
@@ -18777,8 +19465,8 @@
         </w:tc>
       </w:tr>
     </w:tbl>
-    <w:bookmarkEnd w:id="63"/>
-    <w:bookmarkStart w:id="64" w:name="配合物构型速查"/>
+    <w:bookmarkEnd w:id="69"/>
+    <w:bookmarkStart w:id="70" w:name="配合物构型速查"/>
     <w:p>
       <w:pPr>
         <w:pStyle w:val="Heading3"/>
@@ -18887,7 +19575,7 @@
           <w:p>
             <w:pPr>
               <w:pStyle w:val="Compact"/>
-              <w:jc w:val="left"/>
+              <w:jc w:val="center"/>
             </w:pPr>
             <w:r>
               <w:rPr>
@@ -18903,7 +19591,7 @@
           <w:p>
             <w:pPr>
               <w:pStyle w:val="Compact"/>
-              <w:jc w:val="left"/>
+              <w:jc w:val="center"/>
             </w:pPr>
             <w:r>
               <w:rPr>
@@ -18981,7 +19669,7 @@
           <w:p>
             <w:pPr>
               <w:pStyle w:val="Compact"/>
-              <w:jc w:val="left"/>
+              <w:jc w:val="center"/>
             </w:pPr>
             <w:r>
               <w:rPr>
@@ -18998,7 +19686,7 @@
           <w:p>
             <w:pPr>
               <w:pStyle w:val="Compact"/>
-              <w:jc w:val="left"/>
+              <w:jc w:val="center"/>
             </w:pPr>
             <w:r>
               <w:rPr>
@@ -19075,7 +19763,7 @@
           <w:p>
             <w:pPr>
               <w:pStyle w:val="Compact"/>
-              <w:jc w:val="left"/>
+              <w:jc w:val="center"/>
             </w:pPr>
             <w:r>
               <w:rPr>
@@ -19092,7 +19780,7 @@
           <w:p>
             <w:pPr>
               <w:pStyle w:val="Compact"/>
-              <w:jc w:val="left"/>
+              <w:jc w:val="center"/>
             </w:pPr>
             <w:r>
               <w:rPr>
@@ -19169,7 +19857,7 @@
           <w:p>
             <w:pPr>
               <w:pStyle w:val="Compact"/>
-              <w:jc w:val="left"/>
+              <w:jc w:val="center"/>
             </w:pPr>
             <w:r>
               <w:rPr>
@@ -19186,7 +19874,7 @@
           <w:p>
             <w:pPr>
               <w:pStyle w:val="Compact"/>
-              <w:jc w:val="left"/>
+              <w:jc w:val="center"/>
             </w:pPr>
             <w:r>
               <w:rPr>
@@ -19263,7 +19951,7 @@
           <w:p>
             <w:pPr>
               <w:pStyle w:val="Compact"/>
-              <w:jc w:val="left"/>
+              <w:jc w:val="center"/>
             </w:pPr>
             <w:r>
               <w:rPr>
@@ -19278,7 +19966,7 @@
           <w:p>
             <w:pPr>
               <w:pStyle w:val="Compact"/>
-              <w:jc w:val="left"/>
+              <w:jc w:val="center"/>
             </w:pPr>
             <w:r>
               <w:rPr>
@@ -19290,8 +19978,8 @@
         </w:tc>
       </w:tr>
     </w:tbl>
-    <w:bookmarkEnd w:id="64"/>
-    <w:bookmarkStart w:id="65" w:name="多酸概念判断流程"/>
+    <w:bookmarkEnd w:id="70"/>
+    <w:bookmarkStart w:id="71" w:name="多酸概念判断流程"/>
     <w:p>
       <w:pPr>
         <w:pStyle w:val="Heading3"/>
@@ -19413,9 +20101,9 @@
         </w:pict>
       </w:r>
     </w:p>
-    <w:bookmarkEnd w:id="65"/>
-    <w:bookmarkEnd w:id="66"/>
-    <w:bookmarkStart w:id="70" w:name="十练习题"/>
+    <w:bookmarkEnd w:id="71"/>
+    <w:bookmarkEnd w:id="72"/>
+    <w:bookmarkStart w:id="76" w:name="十练习题"/>
     <w:p>
       <w:pPr>
         <w:pStyle w:val="Heading2"/>
@@ -19427,7 +20115,7 @@
         <w:t xml:space="preserve">十、练习题</w:t>
       </w:r>
     </w:p>
-    <w:bookmarkStart w:id="67" w:name="必做题"/>
+    <w:bookmarkStart w:id="73" w:name="必做题"/>
     <w:p>
       <w:pPr>
         <w:pStyle w:val="Heading3"/>
@@ -19724,8 +20412,8 @@
         <w:t xml:space="preserve">的氧化态。</w:t>
       </w:r>
     </w:p>
-    <w:bookmarkEnd w:id="67"/>
-    <w:bookmarkStart w:id="68" w:name="选做题"/>
+    <w:bookmarkEnd w:id="73"/>
+    <w:bookmarkStart w:id="74" w:name="选做题"/>
     <w:p>
       <w:pPr>
         <w:pStyle w:val="Heading3"/>
@@ -19848,8 +20536,8 @@
         <w:t xml:space="preserve">简述汞的泼洒处理方法，写出相关的化学方程式。汞的毒性主要有哪两种形式？</w:t>
       </w:r>
     </w:p>
-    <w:bookmarkEnd w:id="68"/>
-    <w:bookmarkStart w:id="69" w:name="参考答案"/>
+    <w:bookmarkEnd w:id="74"/>
+    <w:bookmarkStart w:id="75" w:name="参考答案"/>
     <w:p>
       <w:pPr>
         <w:pStyle w:val="Heading3"/>
@@ -20625,9 +21313,9 @@
         </w:pict>
       </w:r>
     </w:p>
-    <w:bookmarkEnd w:id="69"/>
-    <w:bookmarkEnd w:id="70"/>
-    <w:bookmarkEnd w:id="71"/>
+    <w:bookmarkEnd w:id="75"/>
+    <w:bookmarkEnd w:id="76"/>
+    <w:bookmarkEnd w:id="77"/>
     <w:sectPr>
       <w:footerReference w:type="default" r:id="rId9"/>
       <w:footnotePr>
